--- a/Documents/Procedure/Procedure_Installation_Python.docx
+++ b/Documents/Procedure/Procedure_Installation_Python.docx
@@ -7,6 +7,7 @@
       <w:pPr>
         <w:jc w:val="center"/>
         <w:rPr>
+          <w:rFonts w:ascii="Poppins" w:hAnsi="Poppins" w:cs="Poppins"/>
           <w:sz w:val="44"/>
           <w:szCs w:val="44"/>
         </w:rPr>
@@ -21,13 +22,13 @@
           <w:szCs w:val="44"/>
         </w:rPr>
         <w:drawing>
-          <wp:anchor distT="0" distB="0" distL="114300" distR="114300" simplePos="0" relativeHeight="251659264" behindDoc="0" locked="0" layoutInCell="1" allowOverlap="1" wp14:anchorId="632B37B5" wp14:editId="0CDB74E5">
+          <wp:anchor distT="0" distB="0" distL="114300" distR="114300" simplePos="0" relativeHeight="251659264" behindDoc="0" locked="0" layoutInCell="1" allowOverlap="1" wp14:anchorId="632B37B5" wp14:editId="35605648">
             <wp:simplePos x="0" y="0"/>
             <wp:positionH relativeFrom="margin">
               <wp:align>left</wp:align>
             </wp:positionH>
             <wp:positionV relativeFrom="paragraph">
-              <wp:posOffset>216535</wp:posOffset>
+              <wp:posOffset>6985</wp:posOffset>
             </wp:positionV>
             <wp:extent cx="1019175" cy="1019175"/>
             <wp:effectExtent l="0" t="0" r="9525" b="0"/>
@@ -77,31 +78,32 @@
           </wp:anchor>
         </w:drawing>
       </w:r>
-    </w:p>
-    <w:p>
-      <w:pPr>
-        <w:jc w:val="center"/>
-        <w:rPr>
+      <w:r>
+        <w:rPr>
+          <w:rFonts w:ascii="Poppins" w:hAnsi="Poppins" w:cs="Poppins"/>
           <w:b/>
           <w:bCs/>
           <w:sz w:val="44"/>
           <w:szCs w:val="44"/>
         </w:rPr>
-      </w:pPr>
+        <w:t>PROCÉDURE POUR INSTALLER PYTHON</w:t>
+      </w:r>
       <w:r>
         <w:rPr>
+          <w:rFonts w:ascii="Poppins" w:hAnsi="Poppins" w:cs="Poppins"/>
           <w:b/>
           <w:bCs/>
           <w:sz w:val="44"/>
           <w:szCs w:val="44"/>
         </w:rPr>
-        <w:t>PROCÉDURE POUR INSTALLER PYTHON</w:t>
+        <w:t xml:space="preserve"> ET LANCER LA RECHERCHE DE CÉLÉBRITÉS</w:t>
       </w:r>
     </w:p>
     <w:p>
       <w:pPr>
-        <w:jc w:val="center"/>
-        <w:rPr>
+        <w:jc w:val="both"/>
+        <w:rPr>
+          <w:rFonts w:ascii="Poppins" w:hAnsi="Poppins" w:cs="Poppins"/>
           <w:b/>
           <w:bCs/>
           <w:sz w:val="44"/>
@@ -111,6 +113,15 @@
     </w:p>
     <w:sdt>
       <w:sdtPr>
+        <w:rPr>
+          <w:rFonts w:ascii="Poppins" w:eastAsiaTheme="minorHAnsi" w:hAnsi="Poppins" w:cs="Poppins"/>
+          <w:color w:val="112250"/>
+          <w:kern w:val="2"/>
+          <w:sz w:val="24"/>
+          <w:szCs w:val="24"/>
+          <w:lang w:eastAsia="en-US"/>
+          <w14:ligatures w14:val="standardContextual"/>
+        </w:rPr>
         <w:id w:val="-1647201423"/>
         <w:docPartObj>
           <w:docPartGallery w:val="Table of Contents"/>
@@ -119,22 +130,17 @@
       </w:sdtPr>
       <w:sdtEndPr>
         <w:rPr>
-          <w:rFonts w:asciiTheme="minorHAnsi" w:eastAsiaTheme="minorHAnsi" w:hAnsiTheme="minorHAnsi" w:cstheme="minorBidi"/>
           <w:b/>
           <w:bCs/>
-          <w:color w:val="112250"/>
-          <w:kern w:val="2"/>
-          <w:sz w:val="24"/>
-          <w:szCs w:val="24"/>
-          <w:lang w:eastAsia="en-US"/>
-          <w14:ligatures w14:val="standardContextual"/>
         </w:rPr>
       </w:sdtEndPr>
       <w:sdtContent>
         <w:p>
           <w:pPr>
             <w:pStyle w:val="En-ttedetabledesmatires"/>
+            <w:jc w:val="both"/>
             <w:rPr>
+              <w:rFonts w:ascii="Poppins" w:hAnsi="Poppins" w:cs="Poppins"/>
               <w:b/>
               <w:bCs/>
               <w:color w:val="112250"/>
@@ -142,6 +148,7 @@
           </w:pPr>
           <w:r>
             <w:rPr>
+              <w:rFonts w:ascii="Poppins" w:hAnsi="Poppins" w:cs="Poppins"/>
               <w:b/>
               <w:bCs/>
               <w:color w:val="112250"/>
@@ -155,29 +162,45 @@
             <w:tabs>
               <w:tab w:val="right" w:leader="dot" w:pos="9062"/>
             </w:tabs>
+            <w:jc w:val="both"/>
             <w:rPr>
+              <w:rFonts w:ascii="Poppins" w:eastAsiaTheme="minorEastAsia" w:hAnsi="Poppins" w:cs="Poppins"/>
               <w:noProof/>
+              <w:color w:val="auto"/>
+              <w:lang w:eastAsia="fr-FR"/>
             </w:rPr>
           </w:pPr>
           <w:r>
+            <w:rPr>
+              <w:rFonts w:ascii="Poppins" w:hAnsi="Poppins" w:cs="Poppins"/>
+            </w:rPr>
             <w:fldChar w:fldCharType="begin"/>
           </w:r>
           <w:r>
+            <w:rPr>
+              <w:rFonts w:ascii="Poppins" w:hAnsi="Poppins" w:cs="Poppins"/>
+            </w:rPr>
             <w:instrText xml:space="preserve"> TOC \o "1-3" \h \z \u </w:instrText>
           </w:r>
           <w:r>
+            <w:rPr>
+              <w:rFonts w:ascii="Poppins" w:hAnsi="Poppins" w:cs="Poppins"/>
+            </w:rPr>
             <w:fldChar w:fldCharType="separate"/>
           </w:r>
-          <w:hyperlink w:anchor="_Toc223206588" w:history="1">
+          <w:hyperlink w:anchor="_Toc223257731" w:history="1">
             <w:r>
               <w:rPr>
                 <w:rStyle w:val="Lienhypertexte"/>
+                <w:rFonts w:ascii="Poppins" w:hAnsi="Poppins" w:cs="Poppins"/>
                 <w:noProof/>
+                <w:lang w:val="en-US"/>
               </w:rPr>
               <w:t>Introduction</w:t>
             </w:r>
             <w:r>
               <w:rPr>
+                <w:rFonts w:ascii="Poppins" w:hAnsi="Poppins" w:cs="Poppins"/>
                 <w:noProof/>
                 <w:webHidden/>
               </w:rPr>
@@ -185,6 +208,7 @@
             </w:r>
             <w:r>
               <w:rPr>
+                <w:rFonts w:ascii="Poppins" w:hAnsi="Poppins" w:cs="Poppins"/>
                 <w:noProof/>
                 <w:webHidden/>
               </w:rPr>
@@ -192,19 +216,22 @@
             </w:r>
             <w:r>
               <w:rPr>
+                <w:rFonts w:ascii="Poppins" w:hAnsi="Poppins" w:cs="Poppins"/>
                 <w:noProof/>
                 <w:webHidden/>
               </w:rPr>
-              <w:instrText xml:space="preserve"> PAGEREF _Toc223206588 \h </w:instrText>
-            </w:r>
-            <w:r>
-              <w:rPr>
+              <w:instrText xml:space="preserve"> PAGEREF _Toc223257731 \h </w:instrText>
+            </w:r>
+            <w:r>
+              <w:rPr>
+                <w:rFonts w:ascii="Poppins" w:hAnsi="Poppins" w:cs="Poppins"/>
                 <w:noProof/>
                 <w:webHidden/>
               </w:rPr>
             </w:r>
             <w:r>
               <w:rPr>
+                <w:rFonts w:ascii="Poppins" w:hAnsi="Poppins" w:cs="Poppins"/>
                 <w:noProof/>
                 <w:webHidden/>
               </w:rPr>
@@ -212,6 +239,7 @@
             </w:r>
             <w:r>
               <w:rPr>
+                <w:rFonts w:ascii="Poppins" w:hAnsi="Poppins" w:cs="Poppins"/>
                 <w:noProof/>
                 <w:webHidden/>
               </w:rPr>
@@ -219,6 +247,7 @@
             </w:r>
             <w:r>
               <w:rPr>
+                <w:rFonts w:ascii="Poppins" w:hAnsi="Poppins" w:cs="Poppins"/>
                 <w:noProof/>
                 <w:webHidden/>
               </w:rPr>
@@ -232,20 +261,27 @@
             <w:tabs>
               <w:tab w:val="right" w:leader="dot" w:pos="9062"/>
             </w:tabs>
+            <w:jc w:val="both"/>
             <w:rPr>
+              <w:rFonts w:ascii="Poppins" w:eastAsiaTheme="minorEastAsia" w:hAnsi="Poppins" w:cs="Poppins"/>
               <w:noProof/>
+              <w:color w:val="auto"/>
+              <w:lang w:eastAsia="fr-FR"/>
             </w:rPr>
           </w:pPr>
-          <w:hyperlink w:anchor="_Toc223206589" w:history="1">
+          <w:hyperlink w:anchor="_Toc223257732" w:history="1">
             <w:r>
               <w:rPr>
                 <w:rStyle w:val="Lienhypertexte"/>
+                <w:rFonts w:ascii="Poppins" w:hAnsi="Poppins" w:cs="Poppins"/>
                 <w:noProof/>
-              </w:rPr>
-              <w:t>Installation</w:t>
-            </w:r>
-            <w:r>
-              <w:rPr>
+                <w:lang w:val="en-US"/>
+              </w:rPr>
+              <w:t>Installation Python</w:t>
+            </w:r>
+            <w:r>
+              <w:rPr>
+                <w:rFonts w:ascii="Poppins" w:hAnsi="Poppins" w:cs="Poppins"/>
                 <w:noProof/>
                 <w:webHidden/>
               </w:rPr>
@@ -253,6 +289,7 @@
             </w:r>
             <w:r>
               <w:rPr>
+                <w:rFonts w:ascii="Poppins" w:hAnsi="Poppins" w:cs="Poppins"/>
                 <w:noProof/>
                 <w:webHidden/>
               </w:rPr>
@@ -260,19 +297,22 @@
             </w:r>
             <w:r>
               <w:rPr>
+                <w:rFonts w:ascii="Poppins" w:hAnsi="Poppins" w:cs="Poppins"/>
                 <w:noProof/>
                 <w:webHidden/>
               </w:rPr>
-              <w:instrText xml:space="preserve"> PAGEREF _Toc223206589 \h </w:instrText>
-            </w:r>
-            <w:r>
-              <w:rPr>
+              <w:instrText xml:space="preserve"> PAGEREF _Toc223257732 \h </w:instrText>
+            </w:r>
+            <w:r>
+              <w:rPr>
+                <w:rFonts w:ascii="Poppins" w:hAnsi="Poppins" w:cs="Poppins"/>
                 <w:noProof/>
                 <w:webHidden/>
               </w:rPr>
             </w:r>
             <w:r>
               <w:rPr>
+                <w:rFonts w:ascii="Poppins" w:hAnsi="Poppins" w:cs="Poppins"/>
                 <w:noProof/>
                 <w:webHidden/>
               </w:rPr>
@@ -280,6 +320,7 @@
             </w:r>
             <w:r>
               <w:rPr>
+                <w:rFonts w:ascii="Poppins" w:hAnsi="Poppins" w:cs="Poppins"/>
                 <w:noProof/>
                 <w:webHidden/>
               </w:rPr>
@@ -287,6 +328,7 @@
             </w:r>
             <w:r>
               <w:rPr>
+                <w:rFonts w:ascii="Poppins" w:hAnsi="Poppins" w:cs="Poppins"/>
                 <w:noProof/>
                 <w:webHidden/>
               </w:rPr>
@@ -295,8 +337,95 @@
           </w:hyperlink>
         </w:p>
         <w:p>
+          <w:pPr>
+            <w:pStyle w:val="TM2"/>
+            <w:tabs>
+              <w:tab w:val="right" w:leader="dot" w:pos="9062"/>
+            </w:tabs>
+            <w:jc w:val="both"/>
+            <w:rPr>
+              <w:rFonts w:ascii="Poppins" w:eastAsiaTheme="minorEastAsia" w:hAnsi="Poppins" w:cs="Poppins"/>
+              <w:noProof/>
+              <w:color w:val="auto"/>
+              <w:lang w:eastAsia="fr-FR"/>
+            </w:rPr>
+          </w:pPr>
+          <w:hyperlink w:anchor="_Toc223257733" w:history="1">
+            <w:r>
+              <w:rPr>
+                <w:rStyle w:val="Lienhypertexte"/>
+                <w:rFonts w:ascii="Poppins" w:hAnsi="Poppins" w:cs="Poppins"/>
+                <w:noProof/>
+              </w:rPr>
+              <w:t>Lancer la recherche de célébrités</w:t>
+            </w:r>
+            <w:r>
+              <w:rPr>
+                <w:rFonts w:ascii="Poppins" w:hAnsi="Poppins" w:cs="Poppins"/>
+                <w:noProof/>
+                <w:webHidden/>
+              </w:rPr>
+              <w:tab/>
+            </w:r>
+            <w:r>
+              <w:rPr>
+                <w:rFonts w:ascii="Poppins" w:hAnsi="Poppins" w:cs="Poppins"/>
+                <w:noProof/>
+                <w:webHidden/>
+              </w:rPr>
+              <w:fldChar w:fldCharType="begin"/>
+            </w:r>
+            <w:r>
+              <w:rPr>
+                <w:rFonts w:ascii="Poppins" w:hAnsi="Poppins" w:cs="Poppins"/>
+                <w:noProof/>
+                <w:webHidden/>
+              </w:rPr>
+              <w:instrText xml:space="preserve"> PAGEREF _Toc223257733 \h </w:instrText>
+            </w:r>
+            <w:r>
+              <w:rPr>
+                <w:rFonts w:ascii="Poppins" w:hAnsi="Poppins" w:cs="Poppins"/>
+                <w:noProof/>
+                <w:webHidden/>
+              </w:rPr>
+            </w:r>
+            <w:r>
+              <w:rPr>
+                <w:rFonts w:ascii="Poppins" w:hAnsi="Poppins" w:cs="Poppins"/>
+                <w:noProof/>
+                <w:webHidden/>
+              </w:rPr>
+              <w:fldChar w:fldCharType="separate"/>
+            </w:r>
+            <w:r>
+              <w:rPr>
+                <w:rFonts w:ascii="Poppins" w:hAnsi="Poppins" w:cs="Poppins"/>
+                <w:noProof/>
+                <w:webHidden/>
+              </w:rPr>
+              <w:t>2</w:t>
+            </w:r>
+            <w:r>
+              <w:rPr>
+                <w:rFonts w:ascii="Poppins" w:hAnsi="Poppins" w:cs="Poppins"/>
+                <w:noProof/>
+                <w:webHidden/>
+              </w:rPr>
+              <w:fldChar w:fldCharType="end"/>
+            </w:r>
+          </w:hyperlink>
+        </w:p>
+        <w:p>
+          <w:pPr>
+            <w:jc w:val="both"/>
+            <w:rPr>
+              <w:rFonts w:ascii="Poppins" w:hAnsi="Poppins" w:cs="Poppins"/>
+            </w:rPr>
+          </w:pPr>
           <w:r>
             <w:rPr>
+              <w:rFonts w:ascii="Poppins" w:hAnsi="Poppins" w:cs="Poppins"/>
               <w:b/>
               <w:bCs/>
             </w:rPr>
@@ -307,7 +436,9 @@
     </w:sdt>
     <w:p>
       <w:pPr>
-        <w:rPr>
+        <w:jc w:val="both"/>
+        <w:rPr>
+          <w:rFonts w:ascii="Poppins" w:hAnsi="Poppins" w:cs="Poppins"/>
           <w:b/>
           <w:bCs/>
           <w:sz w:val="44"/>
@@ -318,35 +449,95 @@
     <w:p>
       <w:pPr>
         <w:pStyle w:val="Titre2"/>
+        <w:jc w:val="both"/>
+        <w:rPr>
+          <w:rFonts w:ascii="Poppins" w:hAnsi="Poppins" w:cs="Poppins"/>
+          <w:lang w:val="en-US"/>
+        </w:rPr>
       </w:pPr>
-      <w:bookmarkStart w:id="0" w:name="_Toc223206588"/>
+      <w:bookmarkStart w:id="0" w:name="_Toc223257731"/>
       <w:r>
+        <w:rPr>
+          <w:rFonts w:ascii="Poppins" w:hAnsi="Poppins" w:cs="Poppins"/>
+          <w:lang w:val="en-US"/>
+        </w:rPr>
         <w:t>Introduction</w:t>
       </w:r>
       <w:bookmarkEnd w:id="0"/>
     </w:p>
-    <w:p/>
+    <w:p>
+      <w:pPr>
+        <w:jc w:val="both"/>
+        <w:rPr>
+          <w:rFonts w:ascii="Poppins" w:hAnsi="Poppins" w:cs="Poppins"/>
+          <w:lang w:val="en-US"/>
+        </w:rPr>
+      </w:pPr>
+    </w:p>
     <w:p>
       <w:pPr>
         <w:pStyle w:val="Titre2"/>
+        <w:jc w:val="both"/>
+        <w:rPr>
+          <w:rFonts w:ascii="Poppins" w:hAnsi="Poppins" w:cs="Poppins"/>
+          <w:lang w:val="en-US"/>
+        </w:rPr>
       </w:pPr>
-      <w:bookmarkStart w:id="1" w:name="_Toc223206589"/>
+      <w:bookmarkStart w:id="1" w:name="_Toc223257732"/>
       <w:r>
+        <w:rPr>
+          <w:rFonts w:ascii="Poppins" w:hAnsi="Poppins" w:cs="Poppins"/>
+          <w:lang w:val="en-US"/>
+        </w:rPr>
         <w:t>Installation</w:t>
+      </w:r>
+      <w:r>
+        <w:rPr>
+          <w:rFonts w:ascii="Poppins" w:hAnsi="Poppins" w:cs="Poppins"/>
+          <w:lang w:val="en-US"/>
+        </w:rPr>
+        <w:t xml:space="preserve"> Python</w:t>
       </w:r>
       <w:bookmarkEnd w:id="1"/>
     </w:p>
     <w:p>
+      <w:pPr>
+        <w:jc w:val="both"/>
+        <w:rPr>
+          <w:rFonts w:ascii="Poppins" w:hAnsi="Poppins" w:cs="Poppins"/>
+          <w:lang w:val="en-US"/>
+        </w:rPr>
+      </w:pPr>
       <w:r>
+        <w:rPr>
+          <w:rFonts w:ascii="Poppins" w:hAnsi="Poppins" w:cs="Poppins"/>
+          <w:lang w:val="en-US"/>
+        </w:rPr>
         <w:t>Lancer WampServer</w:t>
       </w:r>
     </w:p>
-    <w:p/>
     <w:p>
+      <w:pPr>
+        <w:jc w:val="both"/>
+        <w:rPr>
+          <w:rFonts w:ascii="Poppins" w:hAnsi="Poppins" w:cs="Poppins"/>
+          <w:lang w:val="en-US"/>
+        </w:rPr>
+      </w:pPr>
+    </w:p>
+    <w:p>
+      <w:pPr>
+        <w:jc w:val="both"/>
+        <w:rPr>
+          <w:rFonts w:ascii="Poppins" w:hAnsi="Poppins" w:cs="Poppins"/>
+          <w:lang w:val="en-US"/>
+        </w:rPr>
+      </w:pPr>
       <w:hyperlink r:id="rId8" w:history="1">
         <w:r>
           <w:rPr>
             <w:rStyle w:val="Lienhypertexte"/>
+            <w:rFonts w:ascii="Poppins" w:hAnsi="Poppins" w:cs="Poppins"/>
             <w:lang w:val="en-US"/>
           </w:rPr>
           <w:t>Python Releases for Windows | Python.org</w:t>
@@ -355,12 +546,15 @@
     </w:p>
     <w:p>
       <w:pPr>
-        <w:rPr>
+        <w:jc w:val="both"/>
+        <w:rPr>
+          <w:rFonts w:ascii="Poppins" w:hAnsi="Poppins" w:cs="Poppins"/>
           <w:lang w:val="en-US"/>
         </w:rPr>
       </w:pPr>
       <w:r>
         <w:rPr>
+          <w:rFonts w:ascii="Poppins" w:hAnsi="Poppins" w:cs="Poppins"/>
           <w:noProof/>
         </w:rPr>
         <w:drawing>
@@ -402,12 +596,15 @@
     </w:p>
     <w:p>
       <w:pPr>
-        <w:rPr>
+        <w:jc w:val="both"/>
+        <w:rPr>
+          <w:rFonts w:ascii="Poppins" w:hAnsi="Poppins" w:cs="Poppins"/>
           <w:lang w:val="en-US"/>
         </w:rPr>
       </w:pPr>
       <w:r>
         <w:rPr>
+          <w:rFonts w:ascii="Poppins" w:hAnsi="Poppins" w:cs="Poppins"/>
           <w:noProof/>
         </w:rPr>
         <w:lastRenderedPageBreak/>
@@ -450,24 +647,29 @@
     </w:p>
     <w:p>
       <w:pPr>
-        <w:rPr>
+        <w:jc w:val="both"/>
+        <w:rPr>
+          <w:rFonts w:ascii="Poppins" w:hAnsi="Poppins" w:cs="Poppins"/>
           <w:lang w:val="en-US"/>
         </w:rPr>
       </w:pPr>
       <w:r>
         <w:rPr>
+          <w:rFonts w:ascii="Poppins" w:hAnsi="Poppins" w:cs="Poppins"/>
           <w:lang w:val="en-US"/>
         </w:rPr>
         <w:t>p</w:t>
       </w:r>
       <w:r>
         <w:rPr>
+          <w:rFonts w:ascii="Poppins" w:hAnsi="Poppins" w:cs="Poppins"/>
           <w:lang w:val="en-US"/>
         </w:rPr>
         <w:t xml:space="preserve">ython -m </w:t>
       </w:r>
       <w:r>
         <w:rPr>
+          <w:rFonts w:ascii="Poppins" w:hAnsi="Poppins" w:cs="Poppins"/>
           <w:lang w:val="en-US"/>
         </w:rPr>
         <w:t>pip install requests</w:t>
@@ -475,12 +677,15 @@
     </w:p>
     <w:p>
       <w:pPr>
-        <w:rPr>
+        <w:jc w:val="both"/>
+        <w:rPr>
+          <w:rFonts w:ascii="Poppins" w:hAnsi="Poppins" w:cs="Poppins"/>
           <w:lang w:val="en-US"/>
         </w:rPr>
       </w:pPr>
       <w:r>
         <w:rPr>
+          <w:rFonts w:ascii="Poppins" w:hAnsi="Poppins" w:cs="Poppins"/>
           <w:noProof/>
         </w:rPr>
         <w:drawing>
@@ -522,13 +727,16 @@
     </w:p>
     <w:p>
       <w:pPr>
-        <w:rPr>
+        <w:jc w:val="both"/>
+        <w:rPr>
+          <w:rFonts w:ascii="Poppins" w:hAnsi="Poppins" w:cs="Poppins"/>
           <w:noProof/>
           <w:lang w:val="en-US"/>
         </w:rPr>
       </w:pPr>
       <w:r>
         <w:rPr>
+          <w:rFonts w:ascii="Poppins" w:hAnsi="Poppins" w:cs="Poppins"/>
           <w:lang w:val="en-US"/>
         </w:rPr>
         <w:t xml:space="preserve">python -m pip install </w:t>
@@ -536,6 +744,7 @@
       <w:proofErr w:type="spellStart"/>
       <w:r>
         <w:rPr>
+          <w:rFonts w:ascii="Poppins" w:hAnsi="Poppins" w:cs="Poppins"/>
           <w:lang w:val="en-US"/>
         </w:rPr>
         <w:t>mysql</w:t>
@@ -543,6 +752,7 @@
       <w:proofErr w:type="spellEnd"/>
       <w:r>
         <w:rPr>
+          <w:rFonts w:ascii="Poppins" w:hAnsi="Poppins" w:cs="Poppins"/>
           <w:lang w:val="en-US"/>
         </w:rPr>
         <w:t>-connector-python</w:t>
@@ -550,12 +760,15 @@
     </w:p>
     <w:p>
       <w:pPr>
-        <w:rPr>
+        <w:jc w:val="both"/>
+        <w:rPr>
+          <w:rFonts w:ascii="Poppins" w:hAnsi="Poppins" w:cs="Poppins"/>
           <w:lang w:val="en-US"/>
         </w:rPr>
       </w:pPr>
       <w:r>
         <w:rPr>
+          <w:rFonts w:ascii="Poppins" w:hAnsi="Poppins" w:cs="Poppins"/>
           <w:noProof/>
         </w:rPr>
         <w:drawing>
@@ -596,23 +809,70 @@
       </w:r>
     </w:p>
     <w:p>
+      <w:pPr>
+        <w:pStyle w:val="Titre2"/>
+        <w:jc w:val="both"/>
+        <w:rPr>
+          <w:rFonts w:ascii="Poppins" w:hAnsi="Poppins" w:cs="Poppins"/>
+        </w:rPr>
+      </w:pPr>
+      <w:bookmarkStart w:id="2" w:name="_Toc223257733"/>
+      <w:r>
+        <w:rPr>
+          <w:rFonts w:ascii="Poppins" w:hAnsi="Poppins" w:cs="Poppins"/>
+        </w:rPr>
+        <w:t>Lancer la recherche de célébrités</w:t>
+      </w:r>
+      <w:bookmarkEnd w:id="2"/>
+    </w:p>
+    <w:p>
+      <w:pPr>
+        <w:jc w:val="both"/>
+        <w:rPr>
+          <w:rFonts w:ascii="Poppins" w:hAnsi="Poppins" w:cs="Poppins"/>
+        </w:rPr>
+      </w:pPr>
+    </w:p>
+    <w:p>
+      <w:pPr>
+        <w:jc w:val="both"/>
+        <w:rPr>
+          <w:rFonts w:ascii="Poppins" w:hAnsi="Poppins" w:cs="Poppins"/>
+        </w:rPr>
+      </w:pPr>
       <w:proofErr w:type="spellStart"/>
       <w:proofErr w:type="gramStart"/>
       <w:r>
+        <w:rPr>
+          <w:rFonts w:ascii="Poppins" w:hAnsi="Poppins" w:cs="Poppins"/>
+        </w:rPr>
         <w:t>py</w:t>
       </w:r>
       <w:proofErr w:type="spellEnd"/>
       <w:r>
+        <w:rPr>
+          <w:rFonts w:ascii="Poppins" w:hAnsi="Poppins" w:cs="Poppins"/>
+        </w:rPr>
         <w:t xml:space="preserve"> .</w:t>
       </w:r>
       <w:proofErr w:type="gramEnd"/>
       <w:r>
+        <w:rPr>
+          <w:rFonts w:ascii="Poppins" w:hAnsi="Poppins" w:cs="Poppins"/>
+        </w:rPr>
         <w:t>\ScriptCelebrity.py</w:t>
       </w:r>
     </w:p>
     <w:p>
+      <w:pPr>
+        <w:jc w:val="both"/>
+        <w:rPr>
+          <w:rFonts w:ascii="Poppins" w:hAnsi="Poppins" w:cs="Poppins"/>
+        </w:rPr>
+      </w:pPr>
       <w:r>
         <w:rPr>
+          <w:rFonts w:ascii="Poppins" w:hAnsi="Poppins" w:cs="Poppins"/>
           <w:noProof/>
         </w:rPr>
         <w:drawing>
@@ -668,11 +928,11 @@
         <w:tblLook w:val="04A0" w:firstRow="1" w:lastRow="0" w:firstColumn="1" w:lastColumn="0" w:noHBand="0" w:noVBand="1"/>
       </w:tblPr>
       <w:tblGrid>
-        <w:gridCol w:w="1049"/>
-        <w:gridCol w:w="1388"/>
-        <w:gridCol w:w="1569"/>
-        <w:gridCol w:w="1565"/>
-        <w:gridCol w:w="3485"/>
+        <w:gridCol w:w="1048"/>
+        <w:gridCol w:w="1401"/>
+        <w:gridCol w:w="1567"/>
+        <w:gridCol w:w="1564"/>
+        <w:gridCol w:w="3476"/>
       </w:tblGrid>
       <w:tr>
         <w:trPr>
@@ -944,7 +1204,19 @@
               <w:rPr>
                 <w:rFonts w:ascii="Poppins" w:hAnsi="Poppins" w:cs="Poppins"/>
               </w:rPr>
-              <w:t>27/02/2026</w:t>
+              <w:t>2</w:t>
+            </w:r>
+            <w:r>
+              <w:rPr>
+                <w:rFonts w:ascii="Poppins" w:hAnsi="Poppins" w:cs="Poppins"/>
+              </w:rPr>
+              <w:t>8</w:t>
+            </w:r>
+            <w:r>
+              <w:rPr>
+                <w:rFonts w:ascii="Poppins" w:hAnsi="Poppins" w:cs="Poppins"/>
+              </w:rPr>
+              <w:t>/02/2026</w:t>
             </w:r>
           </w:p>
         </w:tc>
@@ -970,13 +1242,7 @@
               <w:rPr>
                 <w:rFonts w:ascii="Poppins" w:hAnsi="Poppins" w:cs="Poppins"/>
               </w:rPr>
-              <w:t>GARNIER J.</w:t>
-            </w:r>
-            <w:r>
-              <w:rPr>
-                <w:rFonts w:ascii="Poppins" w:hAnsi="Poppins" w:cs="Poppins"/>
-              </w:rPr>
-              <w:t> </w:t>
+              <w:t>GARNIER J. </w:t>
             </w:r>
           </w:p>
         </w:tc>
@@ -1034,7 +1300,14 @@
         </w:tc>
       </w:tr>
     </w:tbl>
-    <w:p/>
+    <w:p>
+      <w:pPr>
+        <w:jc w:val="both"/>
+        <w:rPr>
+          <w:rFonts w:ascii="Poppins" w:hAnsi="Poppins" w:cs="Poppins"/>
+        </w:rPr>
+      </w:pPr>
+    </w:p>
     <w:sectPr>
       <w:footerReference w:type="default" r:id="rId14"/>
       <w:pgSz w:w="11906" w:h="16838"/>
@@ -1816,6 +2089,7 @@
   <w:style w:type="character" w:default="1" w:styleId="Policepardfaut">
     <w:name w:val="Default Paragraph Font"/>
     <w:uiPriority w:val="1"/>
+    <w:semiHidden/>
     <w:unhideWhenUsed/>
   </w:style>
   <w:style w:type="table" w:default="1" w:styleId="TableauNormal">

--- a/Documents/Procedure/Procedure_Installation_Python.docx
+++ b/Documents/Procedure/Procedure_Installation_Python.docx
@@ -47,7 +47,7 @@
                     </pic:cNvPicPr>
                   </pic:nvPicPr>
                   <pic:blipFill>
-                    <a:blip r:embed="rId7" cstate="print">
+                    <a:blip r:embed="rId8" cstate="print">
                       <a:extLst>
                         <a:ext uri="{28A0092B-C50C-407E-A947-70E740481C1C}">
                           <a14:useLocalDpi xmlns:a14="http://schemas.microsoft.com/office/drawing/2010/main" val="0"/>
@@ -467,10 +467,50 @@
     </w:p>
     <w:p>
       <w:pPr>
+        <w:rPr>
+          <w:lang w:val="en-US"/>
+        </w:rPr>
+      </w:pPr>
+    </w:p>
+    <w:p>
+      <w:r>
+        <w:t>Dans cette procédure vous a</w:t>
+      </w:r>
+      <w:r>
+        <w:t>pprendrez à utiliser le script permettant de rechercher pl</w:t>
+      </w:r>
+      <w:r>
+        <w:t>usieurs</w:t>
+      </w:r>
+      <w:r>
+        <w:t xml:space="preserve"> célébrités. Il consiste à récupérer des personnes </w:t>
+      </w:r>
+      <w:r>
+        <w:t>connus</w:t>
+      </w:r>
+      <w:r>
+        <w:t xml:space="preserve"> depuis une API d’un site emblématique </w:t>
+      </w:r>
+      <w:r>
+        <w:t>que vous connaissez tous,</w:t>
+      </w:r>
+      <w:r>
+        <w:t xml:space="preserve"> Wikipédia.</w:t>
+      </w:r>
+    </w:p>
+    <w:p>
+      <w:r>
+        <w:t>Cela vous permettra donc de vendre vos objets à partir de célébrités qui seront importé dans la base de données</w:t>
+      </w:r>
+      <w:r>
+        <w:t>.</w:t>
+      </w:r>
+    </w:p>
+    <w:p>
+      <w:pPr>
         <w:jc w:val="both"/>
         <w:rPr>
           <w:rFonts w:ascii="Poppins" w:hAnsi="Poppins" w:cs="Poppins"/>
-          <w:lang w:val="en-US"/>
         </w:rPr>
       </w:pPr>
     </w:p>
@@ -502,38 +542,48 @@
     </w:p>
     <w:p>
       <w:pPr>
+        <w:rPr>
+          <w:lang w:val="en-US"/>
+        </w:rPr>
+      </w:pPr>
+    </w:p>
+    <w:p>
+      <w:pPr>
         <w:jc w:val="both"/>
         <w:rPr>
           <w:rFonts w:ascii="Poppins" w:hAnsi="Poppins" w:cs="Poppins"/>
-          <w:lang w:val="en-US"/>
-        </w:rPr>
-      </w:pPr>
-      <w:r>
-        <w:rPr>
-          <w:rFonts w:ascii="Poppins" w:hAnsi="Poppins" w:cs="Poppins"/>
-          <w:lang w:val="en-US"/>
-        </w:rPr>
-        <w:t>Lancer WampServer</w:t>
+        </w:rPr>
+      </w:pPr>
+      <w:r>
+        <w:rPr>
+          <w:rFonts w:ascii="Poppins" w:hAnsi="Poppins" w:cs="Poppins"/>
+        </w:rPr>
+        <w:t xml:space="preserve">Pour lancer ce script, nous </w:t>
+      </w:r>
+      <w:r>
+        <w:rPr>
+          <w:rFonts w:ascii="Poppins" w:hAnsi="Poppins" w:cs="Poppins"/>
+        </w:rPr>
+        <w:t xml:space="preserve">aurons besoin de Python. Si vous ne l’avez pas encore </w:t>
+      </w:r>
+      <w:r>
+        <w:rPr>
+          <w:rFonts w:ascii="Poppins" w:hAnsi="Poppins" w:cs="Poppins"/>
+        </w:rPr>
+        <w:t>installé</w:t>
+      </w:r>
+      <w:r>
+        <w:rPr>
+          <w:rFonts w:ascii="Poppins" w:hAnsi="Poppins" w:cs="Poppins"/>
+        </w:rPr>
+        <w:t>, ce n’est pas grave.</w:t>
       </w:r>
     </w:p>
     <w:p>
       <w:pPr>
         <w:jc w:val="both"/>
-        <w:rPr>
-          <w:rFonts w:ascii="Poppins" w:hAnsi="Poppins" w:cs="Poppins"/>
-          <w:lang w:val="en-US"/>
-        </w:rPr>
-      </w:pPr>
-    </w:p>
-    <w:p>
-      <w:pPr>
-        <w:jc w:val="both"/>
-        <w:rPr>
-          <w:rFonts w:ascii="Poppins" w:hAnsi="Poppins" w:cs="Poppins"/>
-          <w:lang w:val="en-US"/>
-        </w:rPr>
-      </w:pPr>
-      <w:hyperlink r:id="rId8" w:history="1">
+      </w:pPr>
+      <w:hyperlink r:id="rId9" w:history="1">
         <w:r>
           <w:rPr>
             <w:rStyle w:val="Lienhypertexte"/>
@@ -547,60 +597,11 @@
     <w:p>
       <w:pPr>
         <w:jc w:val="both"/>
-        <w:rPr>
-          <w:rFonts w:ascii="Poppins" w:hAnsi="Poppins" w:cs="Poppins"/>
-          <w:lang w:val="en-US"/>
-        </w:rPr>
-      </w:pPr>
-      <w:r>
-        <w:rPr>
-          <w:rFonts w:ascii="Poppins" w:hAnsi="Poppins" w:cs="Poppins"/>
-          <w:noProof/>
-        </w:rPr>
-        <w:drawing>
-          <wp:inline distT="0" distB="0" distL="0" distR="0" wp14:anchorId="537FABB2" wp14:editId="2F264819">
-            <wp:extent cx="4629150" cy="657225"/>
-            <wp:effectExtent l="0" t="0" r="0" b="9525"/>
-            <wp:docPr id="1476620213" name="Image 1" descr="Une image contenant texte, Police, capture d’écran&#10;&#10;Le contenu généré par l’IA peut être incorrect."/>
-            <wp:cNvGraphicFramePr>
-              <a:graphicFrameLocks xmlns:a="http://schemas.openxmlformats.org/drawingml/2006/main" noChangeAspect="1"/>
-            </wp:cNvGraphicFramePr>
-            <a:graphic xmlns:a="http://schemas.openxmlformats.org/drawingml/2006/main">
-              <a:graphicData uri="http://schemas.openxmlformats.org/drawingml/2006/picture">
-                <pic:pic xmlns:pic="http://schemas.openxmlformats.org/drawingml/2006/picture">
-                  <pic:nvPicPr>
-                    <pic:cNvPr id="1476620213" name="Image 1" descr="Une image contenant texte, Police, capture d’écran&#10;&#10;Le contenu généré par l’IA peut être incorrect."/>
-                    <pic:cNvPicPr/>
-                  </pic:nvPicPr>
-                  <pic:blipFill>
-                    <a:blip r:embed="rId9"/>
-                    <a:stretch>
-                      <a:fillRect/>
-                    </a:stretch>
-                  </pic:blipFill>
-                  <pic:spPr>
-                    <a:xfrm>
-                      <a:off x="0" y="0"/>
-                      <a:ext cx="4629150" cy="657225"/>
-                    </a:xfrm>
-                    <a:prstGeom prst="rect">
-                      <a:avLst/>
-                    </a:prstGeom>
-                  </pic:spPr>
-                </pic:pic>
-              </a:graphicData>
-            </a:graphic>
-          </wp:inline>
-        </w:drawing>
-      </w:r>
+      </w:pPr>
     </w:p>
     <w:p>
       <w:pPr>
         <w:jc w:val="both"/>
-        <w:rPr>
-          <w:rFonts w:ascii="Poppins" w:hAnsi="Poppins" w:cs="Poppins"/>
-          <w:lang w:val="en-US"/>
-        </w:rPr>
       </w:pPr>
       <w:r>
         <w:rPr>
@@ -609,7 +610,7 @@
         </w:rPr>
         <w:lastRenderedPageBreak/>
         <w:drawing>
-          <wp:inline distT="0" distB="0" distL="0" distR="0" wp14:anchorId="50895447" wp14:editId="55F30CF4">
+          <wp:inline distT="0" distB="0" distL="0" distR="0" wp14:anchorId="51FDB966" wp14:editId="10212432">
             <wp:extent cx="5760720" cy="3510915"/>
             <wp:effectExtent l="0" t="0" r="0" b="0"/>
             <wp:docPr id="1067677877" name="Image 1" descr="Une image contenant texte, capture d’écran, Police&#10;&#10;Le contenu généré par l’IA peut être incorrect."/>
@@ -650,29 +651,443 @@
         <w:jc w:val="both"/>
         <w:rPr>
           <w:rFonts w:ascii="Poppins" w:hAnsi="Poppins" w:cs="Poppins"/>
+        </w:rPr>
+      </w:pPr>
+      <w:r>
+        <w:t>Une fois que vous avez cliqué sur le lien ci-dessus, vous allez devoir chercher une liste à puces pour télécharger Python</w:t>
+      </w:r>
+      <w:r>
+        <w:t>, en version 3.13.12 ou ultérieur</w:t>
+      </w:r>
+      <w:r>
+        <w:t>e</w:t>
+      </w:r>
+      <w:r>
+        <w:t>, ressemblant à « Download Windows Installer (64-bit) :</w:t>
+      </w:r>
+    </w:p>
+    <w:p>
+      <w:pPr>
+        <w:jc w:val="both"/>
+        <w:rPr>
+          <w:rFonts w:ascii="Poppins" w:hAnsi="Poppins" w:cs="Poppins"/>
           <w:lang w:val="en-US"/>
         </w:rPr>
       </w:pPr>
       <w:r>
         <w:rPr>
           <w:rFonts w:ascii="Poppins" w:hAnsi="Poppins" w:cs="Poppins"/>
+          <w:noProof/>
+        </w:rPr>
+        <w:drawing>
+          <wp:inline distT="0" distB="0" distL="0" distR="0" wp14:anchorId="537FABB2" wp14:editId="2F264819">
+            <wp:extent cx="4629150" cy="657225"/>
+            <wp:effectExtent l="0" t="0" r="0" b="9525"/>
+            <wp:docPr id="1476620213" name="Image 1" descr="Une image contenant texte, Police, capture d’écran&#10;&#10;Le contenu généré par l’IA peut être incorrect."/>
+            <wp:cNvGraphicFramePr>
+              <a:graphicFrameLocks xmlns:a="http://schemas.openxmlformats.org/drawingml/2006/main" noChangeAspect="1"/>
+            </wp:cNvGraphicFramePr>
+            <a:graphic xmlns:a="http://schemas.openxmlformats.org/drawingml/2006/main">
+              <a:graphicData uri="http://schemas.openxmlformats.org/drawingml/2006/picture">
+                <pic:pic xmlns:pic="http://schemas.openxmlformats.org/drawingml/2006/picture">
+                  <pic:nvPicPr>
+                    <pic:cNvPr id="1476620213" name="Image 1" descr="Une image contenant texte, Police, capture d’écran&#10;&#10;Le contenu généré par l’IA peut être incorrect."/>
+                    <pic:cNvPicPr/>
+                  </pic:nvPicPr>
+                  <pic:blipFill>
+                    <a:blip r:embed="rId11"/>
+                    <a:stretch>
+                      <a:fillRect/>
+                    </a:stretch>
+                  </pic:blipFill>
+                  <pic:spPr>
+                    <a:xfrm>
+                      <a:off x="0" y="0"/>
+                      <a:ext cx="4629150" cy="657225"/>
+                    </a:xfrm>
+                    <a:prstGeom prst="rect">
+                      <a:avLst/>
+                    </a:prstGeom>
+                  </pic:spPr>
+                </pic:pic>
+              </a:graphicData>
+            </a:graphic>
+          </wp:inline>
+        </w:drawing>
+      </w:r>
+    </w:p>
+    <w:p>
+      <w:pPr>
+        <w:jc w:val="both"/>
+        <w:rPr>
+          <w:rFonts w:ascii="Poppins" w:hAnsi="Poppins" w:cs="Poppins"/>
+        </w:rPr>
+      </w:pPr>
+      <w:r>
+        <w:rPr>
+          <w:rFonts w:ascii="Poppins" w:hAnsi="Poppins" w:cs="Poppins"/>
+        </w:rPr>
+        <w:t>Puis</w:t>
+      </w:r>
+      <w:r>
+        <w:rPr>
+          <w:rFonts w:ascii="Poppins" w:hAnsi="Poppins" w:cs="Poppins"/>
+        </w:rPr>
+        <w:t xml:space="preserve"> télécharger Python en exécutant le fichier que vous venez d’installer</w:t>
+      </w:r>
+      <w:r>
+        <w:rPr>
+          <w:rFonts w:ascii="Poppins" w:hAnsi="Poppins" w:cs="Poppins"/>
+        </w:rPr>
+        <w:t>, visible dans le dossier « Téléchargement</w:t>
+      </w:r>
+      <w:r>
+        <w:rPr>
+          <w:rFonts w:ascii="Poppins" w:hAnsi="Poppins" w:cs="Poppins"/>
+        </w:rPr>
+        <w:t xml:space="preserve">s </w:t>
+      </w:r>
+      <w:r>
+        <w:rPr>
+          <w:rFonts w:ascii="Poppins" w:hAnsi="Poppins" w:cs="Poppins"/>
+        </w:rPr>
+        <w:t>»</w:t>
+      </w:r>
+      <w:r>
+        <w:rPr>
+          <w:rFonts w:ascii="Poppins" w:hAnsi="Poppins" w:cs="Poppins"/>
+        </w:rPr>
+        <w:t>.</w:t>
+      </w:r>
+      <w:r>
+        <w:rPr>
+          <w:rFonts w:ascii="Poppins" w:hAnsi="Poppins" w:cs="Poppins"/>
+        </w:rPr>
+        <w:br/>
+      </w:r>
+    </w:p>
+    <w:p>
+      <w:pPr>
+        <w:jc w:val="both"/>
+        <w:rPr>
+          <w:rFonts w:ascii="Poppins" w:hAnsi="Poppins" w:cs="Poppins"/>
+          <w:b/>
+          <w:bCs/>
+        </w:rPr>
+      </w:pPr>
+      <w:r>
+        <w:rPr>
+          <w:rFonts w:ascii="Poppins" w:hAnsi="Poppins" w:cs="Poppins"/>
+          <w:b/>
+          <w:bCs/>
+        </w:rPr>
+        <w:t>Cochez bien les deux sections suivantes avant l’installation !</w:t>
+      </w:r>
+    </w:p>
+    <w:p>
+      <w:pPr>
+        <w:jc w:val="both"/>
+        <w:rPr>
+          <w:rFonts w:ascii="Poppins" w:hAnsi="Poppins" w:cs="Poppins"/>
+        </w:rPr>
+      </w:pPr>
+      <w:r>
+        <w:rPr>
+          <w:rFonts w:ascii="Poppins" w:hAnsi="Poppins" w:cs="Poppins"/>
+          <w:noProof/>
+        </w:rPr>
+        <w:lastRenderedPageBreak/>
+        <mc:AlternateContent>
+          <mc:Choice Requires="wps">
+            <w:drawing>
+              <wp:anchor distT="0" distB="0" distL="114300" distR="114300" simplePos="0" relativeHeight="251669504" behindDoc="0" locked="0" layoutInCell="1" allowOverlap="1" wp14:anchorId="56218289" wp14:editId="1E7AF05A">
+                <wp:simplePos x="0" y="0"/>
+                <wp:positionH relativeFrom="column">
+                  <wp:posOffset>1424305</wp:posOffset>
+                </wp:positionH>
+                <wp:positionV relativeFrom="paragraph">
+                  <wp:posOffset>2919730</wp:posOffset>
+                </wp:positionV>
+                <wp:extent cx="495300" cy="590550"/>
+                <wp:effectExtent l="0" t="0" r="19050" b="19050"/>
+                <wp:wrapNone/>
+                <wp:docPr id="450014875" name="Ellipse 1"/>
+                <wp:cNvGraphicFramePr/>
+                <a:graphic xmlns:a="http://schemas.openxmlformats.org/drawingml/2006/main">
+                  <a:graphicData uri="http://schemas.microsoft.com/office/word/2010/wordprocessingShape">
+                    <wps:wsp>
+                      <wps:cNvSpPr/>
+                      <wps:spPr>
+                        <a:xfrm>
+                          <a:off x="0" y="0"/>
+                          <a:ext cx="495300" cy="590550"/>
+                        </a:xfrm>
+                        <a:prstGeom prst="ellipse">
+                          <a:avLst/>
+                        </a:prstGeom>
+                        <a:noFill/>
+                        <a:ln>
+                          <a:solidFill>
+                            <a:srgbClr val="C00000"/>
+                          </a:solidFill>
+                        </a:ln>
+                      </wps:spPr>
+                      <wps:style>
+                        <a:lnRef idx="2">
+                          <a:schemeClr val="accent1">
+                            <a:shade val="15000"/>
+                          </a:schemeClr>
+                        </a:lnRef>
+                        <a:fillRef idx="1">
+                          <a:schemeClr val="accent1"/>
+                        </a:fillRef>
+                        <a:effectRef idx="0">
+                          <a:schemeClr val="accent1"/>
+                        </a:effectRef>
+                        <a:fontRef idx="minor">
+                          <a:schemeClr val="lt1"/>
+                        </a:fontRef>
+                      </wps:style>
+                      <wps:bodyPr rot="0" spcFirstLastPara="0" vertOverflow="overflow" horzOverflow="overflow" vert="horz" wrap="square" lIns="91440" tIns="45720" rIns="91440" bIns="45720" numCol="1" spcCol="0" rtlCol="0" fromWordArt="0" anchor="ctr" anchorCtr="0" forceAA="0" compatLnSpc="1">
+                        <a:prstTxWarp prst="textNoShape">
+                          <a:avLst/>
+                        </a:prstTxWarp>
+                        <a:noAutofit/>
+                      </wps:bodyPr>
+                    </wps:wsp>
+                  </a:graphicData>
+                </a:graphic>
+                <wp14:sizeRelH relativeFrom="margin">
+                  <wp14:pctWidth>0</wp14:pctWidth>
+                </wp14:sizeRelH>
+              </wp:anchor>
+            </w:drawing>
+          </mc:Choice>
+          <mc:Fallback>
+            <w:pict>
+              <v:oval w14:anchorId="78ADAEAE" id="Ellipse 1" o:spid="_x0000_s1026" style="position:absolute;margin-left:112.15pt;margin-top:229.9pt;width:39pt;height:46.5pt;z-index:251669504;visibility:visible;mso-wrap-style:square;mso-width-percent:0;mso-wrap-distance-left:9pt;mso-wrap-distance-top:0;mso-wrap-distance-right:9pt;mso-wrap-distance-bottom:0;mso-position-horizontal:absolute;mso-position-horizontal-relative:text;mso-position-vertical:absolute;mso-position-vertical-relative:text;mso-width-percent:0;mso-width-relative:margin;v-text-anchor:middle" o:gfxdata="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" filled="f" strokecolor="#c00000" strokeweight="1pt">
+                <v:stroke joinstyle="miter"/>
+              </v:oval>
+            </w:pict>
+          </mc:Fallback>
+        </mc:AlternateContent>
+      </w:r>
+      <w:r>
+        <w:rPr>
+          <w:noProof/>
+        </w:rPr>
+        <w:drawing>
+          <wp:inline distT="0" distB="0" distL="0" distR="0" wp14:anchorId="43F7E43E" wp14:editId="19321FFC">
+            <wp:extent cx="5760720" cy="3548380"/>
+            <wp:effectExtent l="0" t="0" r="0" b="0"/>
+            <wp:docPr id="1665708937" name="Image 1" descr="Une image contenant texte, capture d’écran, Système d’exploitation, logiciel&#10;&#10;Le contenu généré par l’IA peut être incorrect."/>
+            <wp:cNvGraphicFramePr>
+              <a:graphicFrameLocks xmlns:a="http://schemas.openxmlformats.org/drawingml/2006/main" noChangeAspect="1"/>
+            </wp:cNvGraphicFramePr>
+            <a:graphic xmlns:a="http://schemas.openxmlformats.org/drawingml/2006/main">
+              <a:graphicData uri="http://schemas.openxmlformats.org/drawingml/2006/picture">
+                <pic:pic xmlns:pic="http://schemas.openxmlformats.org/drawingml/2006/picture">
+                  <pic:nvPicPr>
+                    <pic:cNvPr id="1665708937" name="Image 1" descr="Une image contenant texte, capture d’écran, Système d’exploitation, logiciel&#10;&#10;Le contenu généré par l’IA peut être incorrect."/>
+                    <pic:cNvPicPr/>
+                  </pic:nvPicPr>
+                  <pic:blipFill>
+                    <a:blip r:embed="rId12"/>
+                    <a:stretch>
+                      <a:fillRect/>
+                    </a:stretch>
+                  </pic:blipFill>
+                  <pic:spPr>
+                    <a:xfrm>
+                      <a:off x="0" y="0"/>
+                      <a:ext cx="5760720" cy="3548380"/>
+                    </a:xfrm>
+                    <a:prstGeom prst="rect">
+                      <a:avLst/>
+                    </a:prstGeom>
+                  </pic:spPr>
+                </pic:pic>
+              </a:graphicData>
+            </a:graphic>
+          </wp:inline>
+        </w:drawing>
+      </w:r>
+    </w:p>
+    <w:p>
+      <w:pPr>
+        <w:jc w:val="both"/>
+        <w:rPr>
+          <w:rFonts w:ascii="Poppins" w:hAnsi="Poppins" w:cs="Poppins"/>
+        </w:rPr>
+      </w:pPr>
+      <w:r>
+        <w:rPr>
+          <w:rFonts w:ascii="Poppins" w:hAnsi="Poppins" w:cs="Poppins"/>
+        </w:rPr>
+        <w:t>Puis installer Python.</w:t>
+      </w:r>
+    </w:p>
+    <w:p>
+      <w:pPr>
+        <w:jc w:val="both"/>
+        <w:rPr>
+          <w:rFonts w:ascii="Poppins" w:hAnsi="Poppins" w:cs="Poppins"/>
+        </w:rPr>
+      </w:pPr>
+      <w:r>
+        <w:rPr>
+          <w:rFonts w:ascii="Poppins" w:hAnsi="Poppins" w:cs="Poppins"/>
+          <w:noProof/>
+        </w:rPr>
+        <mc:AlternateContent>
+          <mc:Choice Requires="wps">
+            <w:drawing>
+              <wp:anchor distT="0" distB="0" distL="114300" distR="114300" simplePos="0" relativeHeight="251671552" behindDoc="0" locked="0" layoutInCell="1" allowOverlap="1" wp14:anchorId="53FC20EA" wp14:editId="4C3F0D3C">
+                <wp:simplePos x="0" y="0"/>
+                <wp:positionH relativeFrom="column">
+                  <wp:posOffset>1310005</wp:posOffset>
+                </wp:positionH>
+                <wp:positionV relativeFrom="paragraph">
+                  <wp:posOffset>993140</wp:posOffset>
+                </wp:positionV>
+                <wp:extent cx="3495675" cy="1285875"/>
+                <wp:effectExtent l="0" t="0" r="28575" b="28575"/>
+                <wp:wrapNone/>
+                <wp:docPr id="279231542" name="Ellipse 1"/>
+                <wp:cNvGraphicFramePr/>
+                <a:graphic xmlns:a="http://schemas.openxmlformats.org/drawingml/2006/main">
+                  <a:graphicData uri="http://schemas.microsoft.com/office/word/2010/wordprocessingShape">
+                    <wps:wsp>
+                      <wps:cNvSpPr/>
+                      <wps:spPr>
+                        <a:xfrm>
+                          <a:off x="0" y="0"/>
+                          <a:ext cx="3495675" cy="1285875"/>
+                        </a:xfrm>
+                        <a:prstGeom prst="ellipse">
+                          <a:avLst/>
+                        </a:prstGeom>
+                        <a:noFill/>
+                        <a:ln>
+                          <a:solidFill>
+                            <a:srgbClr val="C00000"/>
+                          </a:solidFill>
+                        </a:ln>
+                      </wps:spPr>
+                      <wps:style>
+                        <a:lnRef idx="2">
+                          <a:schemeClr val="accent1">
+                            <a:shade val="15000"/>
+                          </a:schemeClr>
+                        </a:lnRef>
+                        <a:fillRef idx="1">
+                          <a:schemeClr val="accent1"/>
+                        </a:fillRef>
+                        <a:effectRef idx="0">
+                          <a:schemeClr val="accent1"/>
+                        </a:effectRef>
+                        <a:fontRef idx="minor">
+                          <a:schemeClr val="lt1"/>
+                        </a:fontRef>
+                      </wps:style>
+                      <wps:bodyPr rot="0" spcFirstLastPara="0" vertOverflow="overflow" horzOverflow="overflow" vert="horz" wrap="square" lIns="91440" tIns="45720" rIns="91440" bIns="45720" numCol="1" spcCol="0" rtlCol="0" fromWordArt="0" anchor="ctr" anchorCtr="0" forceAA="0" compatLnSpc="1">
+                        <a:prstTxWarp prst="textNoShape">
+                          <a:avLst/>
+                        </a:prstTxWarp>
+                        <a:noAutofit/>
+                      </wps:bodyPr>
+                    </wps:wsp>
+                  </a:graphicData>
+                </a:graphic>
+                <wp14:sizeRelH relativeFrom="margin">
+                  <wp14:pctWidth>0</wp14:pctWidth>
+                </wp14:sizeRelH>
+                <wp14:sizeRelV relativeFrom="margin">
+                  <wp14:pctHeight>0</wp14:pctHeight>
+                </wp14:sizeRelV>
+              </wp:anchor>
+            </w:drawing>
+          </mc:Choice>
+          <mc:Fallback>
+            <w:pict>
+              <v:oval w14:anchorId="196E8376" id="Ellipse 1" o:spid="_x0000_s1026" style="position:absolute;margin-left:103.15pt;margin-top:78.2pt;width:275.25pt;height:101.25pt;z-index:251671552;visibility:visible;mso-wrap-style:square;mso-width-percent:0;mso-height-percent:0;mso-wrap-distance-left:9pt;mso-wrap-distance-top:0;mso-wrap-distance-right:9pt;mso-wrap-distance-bottom:0;mso-position-horizontal:absolute;mso-position-horizontal-relative:text;mso-position-vertical:absolute;mso-position-vertical-relative:text;mso-width-percent:0;mso-height-percent:0;mso-width-relative:margin;mso-height-relative:margin;v-text-anchor:middle" o:gfxdata="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" filled="f" strokecolor="#c00000" strokeweight="1pt">
+                <v:stroke joinstyle="miter"/>
+              </v:oval>
+            </w:pict>
+          </mc:Fallback>
+        </mc:AlternateContent>
+      </w:r>
+      <w:r>
+        <w:rPr>
+          <w:noProof/>
+        </w:rPr>
+        <w:drawing>
+          <wp:inline distT="0" distB="0" distL="0" distR="0" wp14:anchorId="035D7267" wp14:editId="0522B734">
+            <wp:extent cx="5760720" cy="3548380"/>
+            <wp:effectExtent l="0" t="0" r="0" b="0"/>
+            <wp:docPr id="1359587791" name="Image 1" descr="Une image contenant texte, capture d’écran, Système d’exploitation, logiciel&#10;&#10;Le contenu généré par l’IA peut être incorrect."/>
+            <wp:cNvGraphicFramePr>
+              <a:graphicFrameLocks xmlns:a="http://schemas.openxmlformats.org/drawingml/2006/main" noChangeAspect="1"/>
+            </wp:cNvGraphicFramePr>
+            <a:graphic xmlns:a="http://schemas.openxmlformats.org/drawingml/2006/main">
+              <a:graphicData uri="http://schemas.openxmlformats.org/drawingml/2006/picture">
+                <pic:pic xmlns:pic="http://schemas.openxmlformats.org/drawingml/2006/picture">
+                  <pic:nvPicPr>
+                    <pic:cNvPr id="1665708937" name="Image 1" descr="Une image contenant texte, capture d’écran, Système d’exploitation, logiciel&#10;&#10;Le contenu généré par l’IA peut être incorrect."/>
+                    <pic:cNvPicPr/>
+                  </pic:nvPicPr>
+                  <pic:blipFill>
+                    <a:blip r:embed="rId12"/>
+                    <a:stretch>
+                      <a:fillRect/>
+                    </a:stretch>
+                  </pic:blipFill>
+                  <pic:spPr>
+                    <a:xfrm>
+                      <a:off x="0" y="0"/>
+                      <a:ext cx="5760720" cy="3548380"/>
+                    </a:xfrm>
+                    <a:prstGeom prst="rect">
+                      <a:avLst/>
+                    </a:prstGeom>
+                  </pic:spPr>
+                </pic:pic>
+              </a:graphicData>
+            </a:graphic>
+          </wp:inline>
+        </w:drawing>
+      </w:r>
+    </w:p>
+    <w:p>
+      <w:pPr>
+        <w:jc w:val="both"/>
+        <w:rPr>
+          <w:rFonts w:ascii="Poppins" w:hAnsi="Poppins" w:cs="Poppins"/>
           <w:lang w:val="en-US"/>
         </w:rPr>
-        <w:t>p</w:t>
-      </w:r>
+      </w:pPr>
+      <w:proofErr w:type="spellStart"/>
       <w:r>
         <w:rPr>
           <w:rFonts w:ascii="Poppins" w:hAnsi="Poppins" w:cs="Poppins"/>
           <w:lang w:val="en-US"/>
         </w:rPr>
-        <w:t xml:space="preserve">ython -m </w:t>
+        <w:t>Pa</w:t>
       </w:r>
       <w:r>
         <w:rPr>
           <w:rFonts w:ascii="Poppins" w:hAnsi="Poppins" w:cs="Poppins"/>
           <w:lang w:val="en-US"/>
         </w:rPr>
-        <w:t>pip install requests</w:t>
+        <w:t>tientez</w:t>
+      </w:r>
+      <w:proofErr w:type="spellEnd"/>
+      <w:r>
+        <w:rPr>
+          <w:rFonts w:ascii="Poppins" w:hAnsi="Poppins" w:cs="Poppins"/>
+          <w:lang w:val="en-US"/>
+        </w:rPr>
+        <w:t>.</w:t>
       </w:r>
     </w:p>
     <w:p>
@@ -685,11 +1100,962 @@
       </w:pPr>
       <w:r>
         <w:rPr>
-          <w:rFonts w:ascii="Poppins" w:hAnsi="Poppins" w:cs="Poppins"/>
           <w:noProof/>
         </w:rPr>
+        <w:lastRenderedPageBreak/>
         <w:drawing>
-          <wp:inline distT="0" distB="0" distL="0" distR="0" wp14:anchorId="64140B49" wp14:editId="382E0C7D">
+          <wp:inline distT="0" distB="0" distL="0" distR="0" wp14:anchorId="75B5BF78" wp14:editId="2B389A1C">
+            <wp:extent cx="5760720" cy="3521710"/>
+            <wp:effectExtent l="0" t="0" r="0" b="2540"/>
+            <wp:docPr id="877534264" name="Image 1" descr="Une image contenant texte, capture d’écran, logiciel, Système d’exploitation&#10;&#10;Le contenu généré par l’IA peut être incorrect."/>
+            <wp:cNvGraphicFramePr>
+              <a:graphicFrameLocks xmlns:a="http://schemas.openxmlformats.org/drawingml/2006/main" noChangeAspect="1"/>
+            </wp:cNvGraphicFramePr>
+            <a:graphic xmlns:a="http://schemas.openxmlformats.org/drawingml/2006/main">
+              <a:graphicData uri="http://schemas.openxmlformats.org/drawingml/2006/picture">
+                <pic:pic xmlns:pic="http://schemas.openxmlformats.org/drawingml/2006/picture">
+                  <pic:nvPicPr>
+                    <pic:cNvPr id="877534264" name="Image 1" descr="Une image contenant texte, capture d’écran, logiciel, Système d’exploitation&#10;&#10;Le contenu généré par l’IA peut être incorrect."/>
+                    <pic:cNvPicPr/>
+                  </pic:nvPicPr>
+                  <pic:blipFill>
+                    <a:blip r:embed="rId13"/>
+                    <a:stretch>
+                      <a:fillRect/>
+                    </a:stretch>
+                  </pic:blipFill>
+                  <pic:spPr>
+                    <a:xfrm>
+                      <a:off x="0" y="0"/>
+                      <a:ext cx="5760720" cy="3521710"/>
+                    </a:xfrm>
+                    <a:prstGeom prst="rect">
+                      <a:avLst/>
+                    </a:prstGeom>
+                  </pic:spPr>
+                </pic:pic>
+              </a:graphicData>
+            </a:graphic>
+          </wp:inline>
+        </w:drawing>
+      </w:r>
+    </w:p>
+    <w:p>
+      <w:pPr>
+        <w:jc w:val="both"/>
+        <w:rPr>
+          <w:rFonts w:ascii="Poppins" w:hAnsi="Poppins" w:cs="Poppins"/>
+          <w:lang w:val="en-US"/>
+        </w:rPr>
+      </w:pPr>
+      <w:r>
+        <w:rPr>
+          <w:noProof/>
+        </w:rPr>
+        <w:drawing>
+          <wp:inline distT="0" distB="0" distL="0" distR="0" wp14:anchorId="3B9ACEFE" wp14:editId="7095CC0F">
+            <wp:extent cx="5760720" cy="3554095"/>
+            <wp:effectExtent l="0" t="0" r="0" b="8255"/>
+            <wp:docPr id="1131421800" name="Image 1" descr="Une image contenant texte, capture d’écran, Système d’exploitation, logiciel&#10;&#10;Le contenu généré par l’IA peut être incorrect."/>
+            <wp:cNvGraphicFramePr>
+              <a:graphicFrameLocks xmlns:a="http://schemas.openxmlformats.org/drawingml/2006/main" noChangeAspect="1"/>
+            </wp:cNvGraphicFramePr>
+            <a:graphic xmlns:a="http://schemas.openxmlformats.org/drawingml/2006/main">
+              <a:graphicData uri="http://schemas.openxmlformats.org/drawingml/2006/picture">
+                <pic:pic xmlns:pic="http://schemas.openxmlformats.org/drawingml/2006/picture">
+                  <pic:nvPicPr>
+                    <pic:cNvPr id="1131421800" name="Image 1" descr="Une image contenant texte, capture d’écran, Système d’exploitation, logiciel&#10;&#10;Le contenu généré par l’IA peut être incorrect."/>
+                    <pic:cNvPicPr/>
+                  </pic:nvPicPr>
+                  <pic:blipFill>
+                    <a:blip r:embed="rId14"/>
+                    <a:stretch>
+                      <a:fillRect/>
+                    </a:stretch>
+                  </pic:blipFill>
+                  <pic:spPr>
+                    <a:xfrm>
+                      <a:off x="0" y="0"/>
+                      <a:ext cx="5760720" cy="3554095"/>
+                    </a:xfrm>
+                    <a:prstGeom prst="rect">
+                      <a:avLst/>
+                    </a:prstGeom>
+                  </pic:spPr>
+                </pic:pic>
+              </a:graphicData>
+            </a:graphic>
+          </wp:inline>
+        </w:drawing>
+      </w:r>
+    </w:p>
+    <w:p>
+      <w:pPr>
+        <w:jc w:val="both"/>
+        <w:rPr>
+          <w:rFonts w:ascii="Poppins" w:hAnsi="Poppins" w:cs="Poppins"/>
+        </w:rPr>
+      </w:pPr>
+      <w:r>
+        <w:rPr>
+          <w:rFonts w:ascii="Poppins" w:hAnsi="Poppins" w:cs="Poppins"/>
+        </w:rPr>
+        <w:t>Py</w:t>
+      </w:r>
+      <w:r>
+        <w:rPr>
+          <w:rFonts w:ascii="Poppins" w:hAnsi="Poppins" w:cs="Poppins"/>
+        </w:rPr>
+        <w:t>thon est maintenant installé sur votre machine.</w:t>
+      </w:r>
+    </w:p>
+    <w:p>
+      <w:pPr>
+        <w:jc w:val="both"/>
+        <w:rPr>
+          <w:rFonts w:ascii="Poppins" w:hAnsi="Poppins" w:cs="Poppins"/>
+        </w:rPr>
+      </w:pPr>
+    </w:p>
+    <w:p>
+      <w:pPr>
+        <w:jc w:val="both"/>
+        <w:rPr>
+          <w:rFonts w:ascii="Poppins" w:hAnsi="Poppins" w:cs="Poppins"/>
+        </w:rPr>
+      </w:pPr>
+    </w:p>
+    <w:p>
+      <w:pPr>
+        <w:pStyle w:val="Titre2"/>
+        <w:jc w:val="both"/>
+        <w:rPr>
+          <w:rFonts w:ascii="Poppins" w:hAnsi="Poppins" w:cs="Poppins"/>
+        </w:rPr>
+      </w:pPr>
+      <w:bookmarkStart w:id="2" w:name="_Toc223257733"/>
+      <w:r>
+        <w:rPr>
+          <w:rFonts w:ascii="Poppins" w:hAnsi="Poppins" w:cs="Poppins"/>
+        </w:rPr>
+        <w:lastRenderedPageBreak/>
+        <w:t>Lancer la recherche de célébrités</w:t>
+      </w:r>
+      <w:bookmarkEnd w:id="2"/>
+    </w:p>
+    <w:p>
+      <w:pPr>
+        <w:jc w:val="both"/>
+        <w:rPr>
+          <w:rFonts w:ascii="Poppins" w:hAnsi="Poppins" w:cs="Poppins"/>
+        </w:rPr>
+      </w:pPr>
+      <w:r>
+        <w:rPr>
+          <w:rFonts w:ascii="Poppins" w:hAnsi="Poppins" w:cs="Poppins"/>
+        </w:rPr>
+        <w:t>Lancer WampServer.</w:t>
+      </w:r>
+    </w:p>
+    <w:p>
+      <w:pPr>
+        <w:jc w:val="both"/>
+        <w:rPr>
+          <w:rFonts w:ascii="Poppins" w:hAnsi="Poppins" w:cs="Poppins"/>
+        </w:rPr>
+      </w:pPr>
+      <w:r>
+        <w:rPr>
+          <w:rFonts w:ascii="Poppins" w:hAnsi="Poppins" w:cs="Poppins"/>
+        </w:rPr>
+        <w:t xml:space="preserve">Pour </w:t>
+      </w:r>
+      <w:r>
+        <w:rPr>
+          <w:rFonts w:ascii="Poppins" w:hAnsi="Poppins" w:cs="Poppins"/>
+        </w:rPr>
+        <w:t>accéder au script,</w:t>
+      </w:r>
+      <w:r>
+        <w:rPr>
+          <w:rFonts w:ascii="Poppins" w:hAnsi="Poppins" w:cs="Poppins"/>
+        </w:rPr>
+        <w:t xml:space="preserve"> il faut suivre les indications suivantes :</w:t>
+      </w:r>
+    </w:p>
+    <w:p>
+      <w:pPr>
+        <w:jc w:val="both"/>
+        <w:rPr>
+          <w:rFonts w:ascii="Poppins" w:hAnsi="Poppins" w:cs="Poppins"/>
+        </w:rPr>
+      </w:pPr>
+      <w:r>
+        <w:rPr>
+          <w:rFonts w:ascii="Poppins" w:hAnsi="Poppins" w:cs="Poppins"/>
+          <w:noProof/>
+        </w:rPr>
+        <mc:AlternateContent>
+          <mc:Choice Requires="wps">
+            <w:drawing>
+              <wp:anchor distT="0" distB="0" distL="114300" distR="114300" simplePos="0" relativeHeight="251661312" behindDoc="0" locked="0" layoutInCell="1" allowOverlap="1" wp14:anchorId="55560DA8" wp14:editId="6156CE41">
+                <wp:simplePos x="0" y="0"/>
+                <wp:positionH relativeFrom="column">
+                  <wp:posOffset>1167130</wp:posOffset>
+                </wp:positionH>
+                <wp:positionV relativeFrom="paragraph">
+                  <wp:posOffset>1129030</wp:posOffset>
+                </wp:positionV>
+                <wp:extent cx="2038350" cy="590550"/>
+                <wp:effectExtent l="0" t="0" r="19050" b="19050"/>
+                <wp:wrapNone/>
+                <wp:docPr id="387326954" name="Ellipse 1"/>
+                <wp:cNvGraphicFramePr/>
+                <a:graphic xmlns:a="http://schemas.openxmlformats.org/drawingml/2006/main">
+                  <a:graphicData uri="http://schemas.microsoft.com/office/word/2010/wordprocessingShape">
+                    <wps:wsp>
+                      <wps:cNvSpPr/>
+                      <wps:spPr>
+                        <a:xfrm>
+                          <a:off x="0" y="0"/>
+                          <a:ext cx="2038350" cy="590550"/>
+                        </a:xfrm>
+                        <a:prstGeom prst="ellipse">
+                          <a:avLst/>
+                        </a:prstGeom>
+                        <a:noFill/>
+                        <a:ln>
+                          <a:solidFill>
+                            <a:srgbClr val="C00000"/>
+                          </a:solidFill>
+                        </a:ln>
+                      </wps:spPr>
+                      <wps:style>
+                        <a:lnRef idx="2">
+                          <a:schemeClr val="accent1">
+                            <a:shade val="15000"/>
+                          </a:schemeClr>
+                        </a:lnRef>
+                        <a:fillRef idx="1">
+                          <a:schemeClr val="accent1"/>
+                        </a:fillRef>
+                        <a:effectRef idx="0">
+                          <a:schemeClr val="accent1"/>
+                        </a:effectRef>
+                        <a:fontRef idx="minor">
+                          <a:schemeClr val="lt1"/>
+                        </a:fontRef>
+                      </wps:style>
+                      <wps:bodyPr rot="0" spcFirstLastPara="0" vertOverflow="overflow" horzOverflow="overflow" vert="horz" wrap="square" lIns="91440" tIns="45720" rIns="91440" bIns="45720" numCol="1" spcCol="0" rtlCol="0" fromWordArt="0" anchor="ctr" anchorCtr="0" forceAA="0" compatLnSpc="1">
+                        <a:prstTxWarp prst="textNoShape">
+                          <a:avLst/>
+                        </a:prstTxWarp>
+                        <a:noAutofit/>
+                      </wps:bodyPr>
+                    </wps:wsp>
+                  </a:graphicData>
+                </a:graphic>
+              </wp:anchor>
+            </w:drawing>
+          </mc:Choice>
+          <mc:Fallback>
+            <w:pict>
+              <v:oval w14:anchorId="6592936E" id="Ellipse 1" o:spid="_x0000_s1026" style="position:absolute;margin-left:91.9pt;margin-top:88.9pt;width:160.5pt;height:46.5pt;z-index:251661312;visibility:visible;mso-wrap-style:square;mso-wrap-distance-left:9pt;mso-wrap-distance-top:0;mso-wrap-distance-right:9pt;mso-wrap-distance-bottom:0;mso-position-horizontal:absolute;mso-position-horizontal-relative:text;mso-position-vertical:absolute;mso-position-vertical-relative:text;v-text-anchor:middle" o:gfxdata="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" filled="f" strokecolor="#c00000" strokeweight="1pt">
+                <v:stroke joinstyle="miter"/>
+              </v:oval>
+            </w:pict>
+          </mc:Fallback>
+        </mc:AlternateContent>
+      </w:r>
+      <w:r>
+        <w:rPr>
+          <w:rFonts w:ascii="Poppins" w:hAnsi="Poppins" w:cs="Poppins"/>
+          <w:noProof/>
+        </w:rPr>
+        <w:drawing>
+          <wp:inline distT="0" distB="0" distL="0" distR="0" wp14:anchorId="5A3386DA" wp14:editId="05C940FA">
+            <wp:extent cx="5760720" cy="4330065"/>
+            <wp:effectExtent l="0" t="0" r="0" b="0"/>
+            <wp:docPr id="413704874" name="Image 1" descr="Une image contenant texte, capture d’écran, logiciel, Icône d’ordinateur&#10;&#10;Le contenu généré par l’IA peut être incorrect."/>
+            <wp:cNvGraphicFramePr>
+              <a:graphicFrameLocks xmlns:a="http://schemas.openxmlformats.org/drawingml/2006/main" noChangeAspect="1"/>
+            </wp:cNvGraphicFramePr>
+            <a:graphic xmlns:a="http://schemas.openxmlformats.org/drawingml/2006/main">
+              <a:graphicData uri="http://schemas.openxmlformats.org/drawingml/2006/picture">
+                <pic:pic xmlns:pic="http://schemas.openxmlformats.org/drawingml/2006/picture">
+                  <pic:nvPicPr>
+                    <pic:cNvPr id="413704874" name="Image 1" descr="Une image contenant texte, capture d’écran, logiciel, Icône d’ordinateur&#10;&#10;Le contenu généré par l’IA peut être incorrect."/>
+                    <pic:cNvPicPr/>
+                  </pic:nvPicPr>
+                  <pic:blipFill>
+                    <a:blip r:embed="rId15"/>
+                    <a:stretch>
+                      <a:fillRect/>
+                    </a:stretch>
+                  </pic:blipFill>
+                  <pic:spPr>
+                    <a:xfrm>
+                      <a:off x="0" y="0"/>
+                      <a:ext cx="5760720" cy="4330065"/>
+                    </a:xfrm>
+                    <a:prstGeom prst="rect">
+                      <a:avLst/>
+                    </a:prstGeom>
+                  </pic:spPr>
+                </pic:pic>
+              </a:graphicData>
+            </a:graphic>
+          </wp:inline>
+        </w:drawing>
+      </w:r>
+    </w:p>
+    <w:p>
+      <w:pPr>
+        <w:jc w:val="both"/>
+        <w:rPr>
+          <w:rFonts w:ascii="Poppins" w:hAnsi="Poppins" w:cs="Poppins"/>
+        </w:rPr>
+      </w:pPr>
+      <w:r>
+        <w:rPr>
+          <w:rFonts w:ascii="Poppins" w:hAnsi="Poppins" w:cs="Poppins"/>
+          <w:noProof/>
+        </w:rPr>
+        <w:lastRenderedPageBreak/>
+        <mc:AlternateContent>
+          <mc:Choice Requires="wps">
+            <w:drawing>
+              <wp:anchor distT="0" distB="0" distL="114300" distR="114300" simplePos="0" relativeHeight="251662336" behindDoc="0" locked="0" layoutInCell="1" allowOverlap="1" wp14:anchorId="14CE59E4" wp14:editId="4B5B339A">
+                <wp:simplePos x="0" y="0"/>
+                <wp:positionH relativeFrom="margin">
+                  <wp:align>right</wp:align>
+                </wp:positionH>
+                <wp:positionV relativeFrom="paragraph">
+                  <wp:posOffset>2176780</wp:posOffset>
+                </wp:positionV>
+                <wp:extent cx="4600575" cy="304800"/>
+                <wp:effectExtent l="0" t="0" r="28575" b="19050"/>
+                <wp:wrapNone/>
+                <wp:docPr id="860292285" name="Ellipse 1"/>
+                <wp:cNvGraphicFramePr/>
+                <a:graphic xmlns:a="http://schemas.openxmlformats.org/drawingml/2006/main">
+                  <a:graphicData uri="http://schemas.microsoft.com/office/word/2010/wordprocessingShape">
+                    <wps:wsp>
+                      <wps:cNvSpPr/>
+                      <wps:spPr>
+                        <a:xfrm>
+                          <a:off x="0" y="0"/>
+                          <a:ext cx="4600575" cy="304800"/>
+                        </a:xfrm>
+                        <a:prstGeom prst="ellipse">
+                          <a:avLst/>
+                        </a:prstGeom>
+                        <a:noFill/>
+                        <a:ln>
+                          <a:solidFill>
+                            <a:srgbClr val="C00000"/>
+                          </a:solidFill>
+                        </a:ln>
+                      </wps:spPr>
+                      <wps:style>
+                        <a:lnRef idx="2">
+                          <a:schemeClr val="accent1">
+                            <a:shade val="15000"/>
+                          </a:schemeClr>
+                        </a:lnRef>
+                        <a:fillRef idx="1">
+                          <a:schemeClr val="accent1"/>
+                        </a:fillRef>
+                        <a:effectRef idx="0">
+                          <a:schemeClr val="accent1"/>
+                        </a:effectRef>
+                        <a:fontRef idx="minor">
+                          <a:schemeClr val="lt1"/>
+                        </a:fontRef>
+                      </wps:style>
+                      <wps:bodyPr rot="0" spcFirstLastPara="0" vertOverflow="overflow" horzOverflow="overflow" vert="horz" wrap="square" lIns="91440" tIns="45720" rIns="91440" bIns="45720" numCol="1" spcCol="0" rtlCol="0" fromWordArt="0" anchor="ctr" anchorCtr="0" forceAA="0" compatLnSpc="1">
+                        <a:prstTxWarp prst="textNoShape">
+                          <a:avLst/>
+                        </a:prstTxWarp>
+                        <a:noAutofit/>
+                      </wps:bodyPr>
+                    </wps:wsp>
+                  </a:graphicData>
+                </a:graphic>
+                <wp14:sizeRelH relativeFrom="margin">
+                  <wp14:pctWidth>0</wp14:pctWidth>
+                </wp14:sizeRelH>
+                <wp14:sizeRelV relativeFrom="margin">
+                  <wp14:pctHeight>0</wp14:pctHeight>
+                </wp14:sizeRelV>
+              </wp:anchor>
+            </w:drawing>
+          </mc:Choice>
+          <mc:Fallback>
+            <w:pict>
+              <v:oval w14:anchorId="33ADFF7E" id="Ellipse 1" o:spid="_x0000_s1026" style="position:absolute;margin-left:311.05pt;margin-top:171.4pt;width:362.25pt;height:24pt;z-index:251662336;visibility:visible;mso-wrap-style:square;mso-width-percent:0;mso-height-percent:0;mso-wrap-distance-left:9pt;mso-wrap-distance-top:0;mso-wrap-distance-right:9pt;mso-wrap-distance-bottom:0;mso-position-horizontal:right;mso-position-horizontal-relative:margin;mso-position-vertical:absolute;mso-position-vertical-relative:text;mso-width-percent:0;mso-height-percent:0;mso-width-relative:margin;mso-height-relative:margin;v-text-anchor:middle" o:gfxdata="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" filled="f" strokecolor="#c00000" strokeweight="1pt">
+                <v:stroke joinstyle="miter"/>
+                <w10:wrap anchorx="margin"/>
+              </v:oval>
+            </w:pict>
+          </mc:Fallback>
+        </mc:AlternateContent>
+      </w:r>
+      <w:r>
+        <w:rPr>
+          <w:rFonts w:ascii="Poppins" w:hAnsi="Poppins" w:cs="Poppins"/>
+          <w:noProof/>
+        </w:rPr>
+        <w:drawing>
+          <wp:inline distT="0" distB="0" distL="0" distR="0" wp14:anchorId="04D7887F" wp14:editId="5B9C12AD">
+            <wp:extent cx="5760720" cy="4352290"/>
+            <wp:effectExtent l="0" t="0" r="0" b="0"/>
+            <wp:docPr id="1201219388" name="Image 1" descr="Une image contenant texte, capture d’écran, logiciel, Icône d’ordinateur&#10;&#10;Le contenu généré par l’IA peut être incorrect."/>
+            <wp:cNvGraphicFramePr>
+              <a:graphicFrameLocks xmlns:a="http://schemas.openxmlformats.org/drawingml/2006/main" noChangeAspect="1"/>
+            </wp:cNvGraphicFramePr>
+            <a:graphic xmlns:a="http://schemas.openxmlformats.org/drawingml/2006/main">
+              <a:graphicData uri="http://schemas.openxmlformats.org/drawingml/2006/picture">
+                <pic:pic xmlns:pic="http://schemas.openxmlformats.org/drawingml/2006/picture">
+                  <pic:nvPicPr>
+                    <pic:cNvPr id="1201219388" name="Image 1" descr="Une image contenant texte, capture d’écran, logiciel, Icône d’ordinateur&#10;&#10;Le contenu généré par l’IA peut être incorrect."/>
+                    <pic:cNvPicPr/>
+                  </pic:nvPicPr>
+                  <pic:blipFill>
+                    <a:blip r:embed="rId16"/>
+                    <a:stretch>
+                      <a:fillRect/>
+                    </a:stretch>
+                  </pic:blipFill>
+                  <pic:spPr>
+                    <a:xfrm>
+                      <a:off x="0" y="0"/>
+                      <a:ext cx="5760720" cy="4352290"/>
+                    </a:xfrm>
+                    <a:prstGeom prst="rect">
+                      <a:avLst/>
+                    </a:prstGeom>
+                  </pic:spPr>
+                </pic:pic>
+              </a:graphicData>
+            </a:graphic>
+          </wp:inline>
+        </w:drawing>
+      </w:r>
+    </w:p>
+    <w:p>
+      <w:pPr>
+        <w:jc w:val="both"/>
+        <w:rPr>
+          <w:rFonts w:ascii="Poppins" w:hAnsi="Poppins" w:cs="Poppins"/>
+        </w:rPr>
+      </w:pPr>
+      <w:r>
+        <w:rPr>
+          <w:rFonts w:ascii="Poppins" w:hAnsi="Poppins" w:cs="Poppins"/>
+          <w:noProof/>
+        </w:rPr>
+        <mc:AlternateContent>
+          <mc:Choice Requires="wps">
+            <w:drawing>
+              <wp:anchor distT="0" distB="0" distL="114300" distR="114300" simplePos="0" relativeHeight="251663360" behindDoc="0" locked="0" layoutInCell="1" allowOverlap="1" wp14:anchorId="0D856CF0" wp14:editId="7E4DF61F">
+                <wp:simplePos x="0" y="0"/>
+                <wp:positionH relativeFrom="margin">
+                  <wp:align>right</wp:align>
+                </wp:positionH>
+                <wp:positionV relativeFrom="paragraph">
+                  <wp:posOffset>3238500</wp:posOffset>
+                </wp:positionV>
+                <wp:extent cx="4600575" cy="304800"/>
+                <wp:effectExtent l="0" t="0" r="28575" b="19050"/>
+                <wp:wrapNone/>
+                <wp:docPr id="1687243465" name="Ellipse 1"/>
+                <wp:cNvGraphicFramePr/>
+                <a:graphic xmlns:a="http://schemas.openxmlformats.org/drawingml/2006/main">
+                  <a:graphicData uri="http://schemas.microsoft.com/office/word/2010/wordprocessingShape">
+                    <wps:wsp>
+                      <wps:cNvSpPr/>
+                      <wps:spPr>
+                        <a:xfrm>
+                          <a:off x="0" y="0"/>
+                          <a:ext cx="4600575" cy="304800"/>
+                        </a:xfrm>
+                        <a:prstGeom prst="ellipse">
+                          <a:avLst/>
+                        </a:prstGeom>
+                        <a:noFill/>
+                        <a:ln>
+                          <a:solidFill>
+                            <a:srgbClr val="C00000"/>
+                          </a:solidFill>
+                        </a:ln>
+                      </wps:spPr>
+                      <wps:style>
+                        <a:lnRef idx="2">
+                          <a:schemeClr val="accent1">
+                            <a:shade val="15000"/>
+                          </a:schemeClr>
+                        </a:lnRef>
+                        <a:fillRef idx="1">
+                          <a:schemeClr val="accent1"/>
+                        </a:fillRef>
+                        <a:effectRef idx="0">
+                          <a:schemeClr val="accent1"/>
+                        </a:effectRef>
+                        <a:fontRef idx="minor">
+                          <a:schemeClr val="lt1"/>
+                        </a:fontRef>
+                      </wps:style>
+                      <wps:bodyPr rot="0" spcFirstLastPara="0" vertOverflow="overflow" horzOverflow="overflow" vert="horz" wrap="square" lIns="91440" tIns="45720" rIns="91440" bIns="45720" numCol="1" spcCol="0" rtlCol="0" fromWordArt="0" anchor="ctr" anchorCtr="0" forceAA="0" compatLnSpc="1">
+                        <a:prstTxWarp prst="textNoShape">
+                          <a:avLst/>
+                        </a:prstTxWarp>
+                        <a:noAutofit/>
+                      </wps:bodyPr>
+                    </wps:wsp>
+                  </a:graphicData>
+                </a:graphic>
+                <wp14:sizeRelH relativeFrom="margin">
+                  <wp14:pctWidth>0</wp14:pctWidth>
+                </wp14:sizeRelH>
+                <wp14:sizeRelV relativeFrom="margin">
+                  <wp14:pctHeight>0</wp14:pctHeight>
+                </wp14:sizeRelV>
+              </wp:anchor>
+            </w:drawing>
+          </mc:Choice>
+          <mc:Fallback>
+            <w:pict>
+              <v:oval w14:anchorId="54BA65EE" id="Ellipse 1" o:spid="_x0000_s1026" style="position:absolute;margin-left:311.05pt;margin-top:255pt;width:362.25pt;height:24pt;z-index:251663360;visibility:visible;mso-wrap-style:square;mso-width-percent:0;mso-height-percent:0;mso-wrap-distance-left:9pt;mso-wrap-distance-top:0;mso-wrap-distance-right:9pt;mso-wrap-distance-bottom:0;mso-position-horizontal:right;mso-position-horizontal-relative:margin;mso-position-vertical:absolute;mso-position-vertical-relative:text;mso-width-percent:0;mso-height-percent:0;mso-width-relative:margin;mso-height-relative:margin;v-text-anchor:middle" o:gfxdata="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" filled="f" strokecolor="#c00000" strokeweight="1pt">
+                <v:stroke joinstyle="miter"/>
+                <w10:wrap anchorx="margin"/>
+              </v:oval>
+            </w:pict>
+          </mc:Fallback>
+        </mc:AlternateContent>
+      </w:r>
+      <w:r>
+        <w:rPr>
+          <w:rFonts w:ascii="Poppins" w:hAnsi="Poppins" w:cs="Poppins"/>
+          <w:noProof/>
+        </w:rPr>
+        <w:drawing>
+          <wp:inline distT="0" distB="0" distL="0" distR="0" wp14:anchorId="6914C7D7" wp14:editId="5D436B7B">
+            <wp:extent cx="5760720" cy="4333240"/>
+            <wp:effectExtent l="0" t="0" r="0" b="0"/>
+            <wp:docPr id="83770403" name="Image 1" descr="Une image contenant texte, capture d’écran, logiciel, Icône d’ordinateur&#10;&#10;Le contenu généré par l’IA peut être incorrect."/>
+            <wp:cNvGraphicFramePr>
+              <a:graphicFrameLocks xmlns:a="http://schemas.openxmlformats.org/drawingml/2006/main" noChangeAspect="1"/>
+            </wp:cNvGraphicFramePr>
+            <a:graphic xmlns:a="http://schemas.openxmlformats.org/drawingml/2006/main">
+              <a:graphicData uri="http://schemas.openxmlformats.org/drawingml/2006/picture">
+                <pic:pic xmlns:pic="http://schemas.openxmlformats.org/drawingml/2006/picture">
+                  <pic:nvPicPr>
+                    <pic:cNvPr id="83770403" name="Image 1" descr="Une image contenant texte, capture d’écran, logiciel, Icône d’ordinateur&#10;&#10;Le contenu généré par l’IA peut être incorrect."/>
+                    <pic:cNvPicPr/>
+                  </pic:nvPicPr>
+                  <pic:blipFill>
+                    <a:blip r:embed="rId17"/>
+                    <a:stretch>
+                      <a:fillRect/>
+                    </a:stretch>
+                  </pic:blipFill>
+                  <pic:spPr>
+                    <a:xfrm>
+                      <a:off x="0" y="0"/>
+                      <a:ext cx="5760720" cy="4333240"/>
+                    </a:xfrm>
+                    <a:prstGeom prst="rect">
+                      <a:avLst/>
+                    </a:prstGeom>
+                  </pic:spPr>
+                </pic:pic>
+              </a:graphicData>
+            </a:graphic>
+          </wp:inline>
+        </w:drawing>
+      </w:r>
+    </w:p>
+    <w:p>
+      <w:pPr>
+        <w:jc w:val="center"/>
+        <w:rPr>
+          <w:rFonts w:ascii="Poppins" w:hAnsi="Poppins" w:cs="Poppins"/>
+        </w:rPr>
+      </w:pPr>
+      <w:r>
+        <w:rPr>
+          <w:rFonts w:ascii="Poppins" w:hAnsi="Poppins" w:cs="Poppins"/>
+          <w:noProof/>
+        </w:rPr>
+        <w:lastRenderedPageBreak/>
+        <mc:AlternateContent>
+          <mc:Choice Requires="wps">
+            <w:drawing>
+              <wp:anchor distT="0" distB="0" distL="114300" distR="114300" simplePos="0" relativeHeight="251665408" behindDoc="0" locked="0" layoutInCell="1" allowOverlap="1" wp14:anchorId="25E73EDA" wp14:editId="05E6422B">
+                <wp:simplePos x="0" y="0"/>
+                <wp:positionH relativeFrom="margin">
+                  <wp:align>right</wp:align>
+                </wp:positionH>
+                <wp:positionV relativeFrom="paragraph">
+                  <wp:posOffset>1144270</wp:posOffset>
+                </wp:positionV>
+                <wp:extent cx="4600575" cy="304800"/>
+                <wp:effectExtent l="0" t="0" r="28575" b="19050"/>
+                <wp:wrapNone/>
+                <wp:docPr id="2062037138" name="Ellipse 1"/>
+                <wp:cNvGraphicFramePr/>
+                <a:graphic xmlns:a="http://schemas.openxmlformats.org/drawingml/2006/main">
+                  <a:graphicData uri="http://schemas.microsoft.com/office/word/2010/wordprocessingShape">
+                    <wps:wsp>
+                      <wps:cNvSpPr/>
+                      <wps:spPr>
+                        <a:xfrm>
+                          <a:off x="0" y="0"/>
+                          <a:ext cx="4600575" cy="304800"/>
+                        </a:xfrm>
+                        <a:prstGeom prst="ellipse">
+                          <a:avLst/>
+                        </a:prstGeom>
+                        <a:noFill/>
+                        <a:ln>
+                          <a:solidFill>
+                            <a:srgbClr val="C00000"/>
+                          </a:solidFill>
+                        </a:ln>
+                      </wps:spPr>
+                      <wps:style>
+                        <a:lnRef idx="2">
+                          <a:schemeClr val="accent1">
+                            <a:shade val="15000"/>
+                          </a:schemeClr>
+                        </a:lnRef>
+                        <a:fillRef idx="1">
+                          <a:schemeClr val="accent1"/>
+                        </a:fillRef>
+                        <a:effectRef idx="0">
+                          <a:schemeClr val="accent1"/>
+                        </a:effectRef>
+                        <a:fontRef idx="minor">
+                          <a:schemeClr val="lt1"/>
+                        </a:fontRef>
+                      </wps:style>
+                      <wps:bodyPr rot="0" spcFirstLastPara="0" vertOverflow="overflow" horzOverflow="overflow" vert="horz" wrap="square" lIns="91440" tIns="45720" rIns="91440" bIns="45720" numCol="1" spcCol="0" rtlCol="0" fromWordArt="0" anchor="ctr" anchorCtr="0" forceAA="0" compatLnSpc="1">
+                        <a:prstTxWarp prst="textNoShape">
+                          <a:avLst/>
+                        </a:prstTxWarp>
+                        <a:noAutofit/>
+                      </wps:bodyPr>
+                    </wps:wsp>
+                  </a:graphicData>
+                </a:graphic>
+                <wp14:sizeRelH relativeFrom="margin">
+                  <wp14:pctWidth>0</wp14:pctWidth>
+                </wp14:sizeRelH>
+                <wp14:sizeRelV relativeFrom="margin">
+                  <wp14:pctHeight>0</wp14:pctHeight>
+                </wp14:sizeRelV>
+              </wp:anchor>
+            </w:drawing>
+          </mc:Choice>
+          <mc:Fallback>
+            <w:pict>
+              <v:oval w14:anchorId="3BFA0E18" id="Ellipse 1" o:spid="_x0000_s1026" style="position:absolute;margin-left:311.05pt;margin-top:90.1pt;width:362.25pt;height:24pt;z-index:251665408;visibility:visible;mso-wrap-style:square;mso-width-percent:0;mso-height-percent:0;mso-wrap-distance-left:9pt;mso-wrap-distance-top:0;mso-wrap-distance-right:9pt;mso-wrap-distance-bottom:0;mso-position-horizontal:right;mso-position-horizontal-relative:margin;mso-position-vertical:absolute;mso-position-vertical-relative:text;mso-width-percent:0;mso-height-percent:0;mso-width-relative:margin;mso-height-relative:margin;v-text-anchor:middle" o:gfxdata="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" filled="f" strokecolor="#c00000" strokeweight="1pt">
+                <v:stroke joinstyle="miter"/>
+                <w10:wrap anchorx="margin"/>
+              </v:oval>
+            </w:pict>
+          </mc:Fallback>
+        </mc:AlternateContent>
+      </w:r>
+      <w:r>
+        <w:rPr>
+          <w:rFonts w:ascii="Poppins" w:hAnsi="Poppins" w:cs="Poppins"/>
+          <w:noProof/>
+        </w:rPr>
+        <w:drawing>
+          <wp:inline distT="0" distB="0" distL="0" distR="0" wp14:anchorId="0175ADD9" wp14:editId="6EB90ADC">
+            <wp:extent cx="5760720" cy="4348480"/>
+            <wp:effectExtent l="0" t="0" r="0" b="0"/>
+            <wp:docPr id="1450675881" name="Image 1" descr="Une image contenant texte, capture d’écran, logiciel, Icône d’ordinateur&#10;&#10;Le contenu généré par l’IA peut être incorrect."/>
+            <wp:cNvGraphicFramePr>
+              <a:graphicFrameLocks xmlns:a="http://schemas.openxmlformats.org/drawingml/2006/main" noChangeAspect="1"/>
+            </wp:cNvGraphicFramePr>
+            <a:graphic xmlns:a="http://schemas.openxmlformats.org/drawingml/2006/main">
+              <a:graphicData uri="http://schemas.openxmlformats.org/drawingml/2006/picture">
+                <pic:pic xmlns:pic="http://schemas.openxmlformats.org/drawingml/2006/picture">
+                  <pic:nvPicPr>
+                    <pic:cNvPr id="1450675881" name="Image 1" descr="Une image contenant texte, capture d’écran, logiciel, Icône d’ordinateur&#10;&#10;Le contenu généré par l’IA peut être incorrect."/>
+                    <pic:cNvPicPr/>
+                  </pic:nvPicPr>
+                  <pic:blipFill>
+                    <a:blip r:embed="rId18"/>
+                    <a:stretch>
+                      <a:fillRect/>
+                    </a:stretch>
+                  </pic:blipFill>
+                  <pic:spPr>
+                    <a:xfrm>
+                      <a:off x="0" y="0"/>
+                      <a:ext cx="5760720" cy="4348480"/>
+                    </a:xfrm>
+                    <a:prstGeom prst="rect">
+                      <a:avLst/>
+                    </a:prstGeom>
+                  </pic:spPr>
+                </pic:pic>
+              </a:graphicData>
+            </a:graphic>
+          </wp:inline>
+        </w:drawing>
+      </w:r>
+    </w:p>
+    <w:p>
+      <w:pPr>
+        <w:jc w:val="center"/>
+        <w:rPr>
+          <w:rFonts w:ascii="Poppins" w:hAnsi="Poppins" w:cs="Poppins"/>
+        </w:rPr>
+      </w:pPr>
+      <w:r>
+        <w:rPr>
+          <w:rFonts w:ascii="Poppins" w:hAnsi="Poppins" w:cs="Poppins"/>
+          <w:noProof/>
+        </w:rPr>
+        <mc:AlternateContent>
+          <mc:Choice Requires="wps">
+            <w:drawing>
+              <wp:anchor distT="0" distB="0" distL="114300" distR="114300" simplePos="0" relativeHeight="251667456" behindDoc="0" locked="0" layoutInCell="1" allowOverlap="1" wp14:anchorId="041B64B0" wp14:editId="2E140699">
+                <wp:simplePos x="0" y="0"/>
+                <wp:positionH relativeFrom="margin">
+                  <wp:posOffset>1481455</wp:posOffset>
+                </wp:positionH>
+                <wp:positionV relativeFrom="paragraph">
+                  <wp:posOffset>2710180</wp:posOffset>
+                </wp:positionV>
+                <wp:extent cx="3286125" cy="323850"/>
+                <wp:effectExtent l="0" t="0" r="28575" b="19050"/>
+                <wp:wrapNone/>
+                <wp:docPr id="1254119191" name="Ellipse 1"/>
+                <wp:cNvGraphicFramePr/>
+                <a:graphic xmlns:a="http://schemas.openxmlformats.org/drawingml/2006/main">
+                  <a:graphicData uri="http://schemas.microsoft.com/office/word/2010/wordprocessingShape">
+                    <wps:wsp>
+                      <wps:cNvSpPr/>
+                      <wps:spPr>
+                        <a:xfrm>
+                          <a:off x="0" y="0"/>
+                          <a:ext cx="3286125" cy="323850"/>
+                        </a:xfrm>
+                        <a:prstGeom prst="ellipse">
+                          <a:avLst/>
+                        </a:prstGeom>
+                        <a:noFill/>
+                        <a:ln>
+                          <a:solidFill>
+                            <a:srgbClr val="C00000"/>
+                          </a:solidFill>
+                        </a:ln>
+                      </wps:spPr>
+                      <wps:style>
+                        <a:lnRef idx="2">
+                          <a:schemeClr val="accent1">
+                            <a:shade val="15000"/>
+                          </a:schemeClr>
+                        </a:lnRef>
+                        <a:fillRef idx="1">
+                          <a:schemeClr val="accent1"/>
+                        </a:fillRef>
+                        <a:effectRef idx="0">
+                          <a:schemeClr val="accent1"/>
+                        </a:effectRef>
+                        <a:fontRef idx="minor">
+                          <a:schemeClr val="lt1"/>
+                        </a:fontRef>
+                      </wps:style>
+                      <wps:bodyPr rot="0" spcFirstLastPara="0" vertOverflow="overflow" horzOverflow="overflow" vert="horz" wrap="square" lIns="91440" tIns="45720" rIns="91440" bIns="45720" numCol="1" spcCol="0" rtlCol="0" fromWordArt="0" anchor="ctr" anchorCtr="0" forceAA="0" compatLnSpc="1">
+                        <a:prstTxWarp prst="textNoShape">
+                          <a:avLst/>
+                        </a:prstTxWarp>
+                        <a:noAutofit/>
+                      </wps:bodyPr>
+                    </wps:wsp>
+                  </a:graphicData>
+                </a:graphic>
+                <wp14:sizeRelH relativeFrom="margin">
+                  <wp14:pctWidth>0</wp14:pctWidth>
+                </wp14:sizeRelH>
+                <wp14:sizeRelV relativeFrom="margin">
+                  <wp14:pctHeight>0</wp14:pctHeight>
+                </wp14:sizeRelV>
+              </wp:anchor>
+            </w:drawing>
+          </mc:Choice>
+          <mc:Fallback>
+            <w:pict>
+              <v:oval w14:anchorId="240E3E38" id="Ellipse 1" o:spid="_x0000_s1026" style="position:absolute;margin-left:116.65pt;margin-top:213.4pt;width:258.75pt;height:25.5pt;z-index:251667456;visibility:visible;mso-wrap-style:square;mso-width-percent:0;mso-height-percent:0;mso-wrap-distance-left:9pt;mso-wrap-distance-top:0;mso-wrap-distance-right:9pt;mso-wrap-distance-bottom:0;mso-position-horizontal:absolute;mso-position-horizontal-relative:margin;mso-position-vertical:absolute;mso-position-vertical-relative:text;mso-width-percent:0;mso-height-percent:0;mso-width-relative:margin;mso-height-relative:margin;v-text-anchor:middle" o:gfxdata="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" filled="f" strokecolor="#c00000" strokeweight="1pt">
+                <v:stroke joinstyle="miter"/>
+                <w10:wrap anchorx="margin"/>
+              </v:oval>
+            </w:pict>
+          </mc:Fallback>
+        </mc:AlternateContent>
+      </w:r>
+      <w:r>
+        <w:rPr>
+          <w:noProof/>
+        </w:rPr>
+        <w:drawing>
+          <wp:inline distT="0" distB="0" distL="0" distR="0" wp14:anchorId="1323F600" wp14:editId="148DBFC8">
+            <wp:extent cx="5114925" cy="3895725"/>
+            <wp:effectExtent l="0" t="0" r="9525" b="9525"/>
+            <wp:docPr id="1499220203" name="Image 1" descr="Une image contenant texte, capture d’écran, logiciel, nombre&#10;&#10;Le contenu généré par l’IA peut être incorrect."/>
+            <wp:cNvGraphicFramePr>
+              <a:graphicFrameLocks xmlns:a="http://schemas.openxmlformats.org/drawingml/2006/main" noChangeAspect="1"/>
+            </wp:cNvGraphicFramePr>
+            <a:graphic xmlns:a="http://schemas.openxmlformats.org/drawingml/2006/main">
+              <a:graphicData uri="http://schemas.openxmlformats.org/drawingml/2006/picture">
+                <pic:pic xmlns:pic="http://schemas.openxmlformats.org/drawingml/2006/picture">
+                  <pic:nvPicPr>
+                    <pic:cNvPr id="1499220203" name="Image 1" descr="Une image contenant texte, capture d’écran, logiciel, nombre&#10;&#10;Le contenu généré par l’IA peut être incorrect."/>
+                    <pic:cNvPicPr/>
+                  </pic:nvPicPr>
+                  <pic:blipFill>
+                    <a:blip r:embed="rId19"/>
+                    <a:stretch>
+                      <a:fillRect/>
+                    </a:stretch>
+                  </pic:blipFill>
+                  <pic:spPr>
+                    <a:xfrm>
+                      <a:off x="0" y="0"/>
+                      <a:ext cx="5114925" cy="3895725"/>
+                    </a:xfrm>
+                    <a:prstGeom prst="rect">
+                      <a:avLst/>
+                    </a:prstGeom>
+                  </pic:spPr>
+                </pic:pic>
+              </a:graphicData>
+            </a:graphic>
+          </wp:inline>
+        </w:drawing>
+      </w:r>
+    </w:p>
+    <w:p>
+      <w:pPr>
+        <w:jc w:val="both"/>
+        <w:rPr>
+          <w:rFonts w:ascii="Poppins" w:hAnsi="Poppins" w:cs="Poppins"/>
+        </w:rPr>
+      </w:pPr>
+      <w:r>
+        <w:rPr>
+          <w:rFonts w:ascii="Poppins" w:hAnsi="Poppins" w:cs="Poppins"/>
+        </w:rPr>
+        <w:lastRenderedPageBreak/>
+        <w:t>Lancer les commandes suivantes,</w:t>
+      </w:r>
+      <w:r>
+        <w:rPr>
+          <w:rFonts w:ascii="Poppins" w:hAnsi="Poppins" w:cs="Poppins"/>
+        </w:rPr>
+        <w:t xml:space="preserve"> elles ont pour but de télécharger les librairies qui seront utilisées dans le script.</w:t>
+      </w:r>
+    </w:p>
+    <w:p>
+      <w:pPr>
+        <w:pStyle w:val="Paragraphedeliste"/>
+        <w:numPr>
+          <w:ilvl w:val="0"/>
+          <w:numId w:val="1"/>
+        </w:numPr>
+        <w:jc w:val="both"/>
+        <w:rPr>
+          <w:rFonts w:ascii="Poppins" w:hAnsi="Poppins" w:cs="Poppins"/>
+          <w:b/>
+          <w:bCs/>
+        </w:rPr>
+      </w:pPr>
+      <w:proofErr w:type="gramStart"/>
+      <w:r>
+        <w:rPr>
+          <w:rFonts w:ascii="Poppins" w:hAnsi="Poppins" w:cs="Poppins"/>
+          <w:b/>
+          <w:bCs/>
+        </w:rPr>
+        <w:t>python</w:t>
+      </w:r>
+      <w:proofErr w:type="gramEnd"/>
+      <w:r>
+        <w:rPr>
+          <w:rFonts w:ascii="Poppins" w:hAnsi="Poppins" w:cs="Poppins"/>
+          <w:b/>
+          <w:bCs/>
+        </w:rPr>
+        <w:t xml:space="preserve"> -m </w:t>
+      </w:r>
+      <w:proofErr w:type="spellStart"/>
+      <w:r>
+        <w:rPr>
+          <w:rFonts w:ascii="Poppins" w:hAnsi="Poppins" w:cs="Poppins"/>
+          <w:b/>
+          <w:bCs/>
+        </w:rPr>
+        <w:t>pip</w:t>
+      </w:r>
+      <w:proofErr w:type="spellEnd"/>
+      <w:r>
+        <w:rPr>
+          <w:rFonts w:ascii="Poppins" w:hAnsi="Poppins" w:cs="Poppins"/>
+          <w:b/>
+          <w:bCs/>
+        </w:rPr>
+        <w:t xml:space="preserve"> </w:t>
+      </w:r>
+      <w:proofErr w:type="spellStart"/>
+      <w:r>
+        <w:rPr>
+          <w:rFonts w:ascii="Poppins" w:hAnsi="Poppins" w:cs="Poppins"/>
+          <w:b/>
+          <w:bCs/>
+        </w:rPr>
+        <w:t>install</w:t>
+      </w:r>
+      <w:proofErr w:type="spellEnd"/>
+      <w:r>
+        <w:rPr>
+          <w:rFonts w:ascii="Poppins" w:hAnsi="Poppins" w:cs="Poppins"/>
+          <w:b/>
+          <w:bCs/>
+        </w:rPr>
+        <w:t xml:space="preserve"> </w:t>
+      </w:r>
+      <w:proofErr w:type="spellStart"/>
+      <w:r>
+        <w:rPr>
+          <w:rFonts w:ascii="Poppins" w:hAnsi="Poppins" w:cs="Poppins"/>
+          <w:b/>
+          <w:bCs/>
+        </w:rPr>
+        <w:t>requests</w:t>
+      </w:r>
+      <w:proofErr w:type="spellEnd"/>
+    </w:p>
+    <w:p>
+      <w:pPr>
+        <w:jc w:val="both"/>
+        <w:rPr>
+          <w:rFonts w:ascii="Poppins" w:hAnsi="Poppins" w:cs="Poppins"/>
+          <w:lang w:val="en-US"/>
+        </w:rPr>
+      </w:pPr>
+      <w:r>
+        <w:rPr>
+          <w:noProof/>
+        </w:rPr>
+        <w:drawing>
+          <wp:inline distT="0" distB="0" distL="0" distR="0" wp14:anchorId="77EF7254" wp14:editId="3802079D">
             <wp:extent cx="5760720" cy="161925"/>
             <wp:effectExtent l="0" t="0" r="0" b="9525"/>
             <wp:docPr id="482209213" name="Image 1"/>
@@ -704,7 +2070,7 @@
                     <pic:cNvPicPr/>
                   </pic:nvPicPr>
                   <pic:blipFill>
-                    <a:blip r:embed="rId11"/>
+                    <a:blip r:embed="rId20"/>
                     <a:stretch>
                       <a:fillRect/>
                     </a:stretch>
@@ -727,9 +2093,16 @@
     </w:p>
     <w:p>
       <w:pPr>
+        <w:pStyle w:val="Paragraphedeliste"/>
+        <w:numPr>
+          <w:ilvl w:val="0"/>
+          <w:numId w:val="1"/>
+        </w:numPr>
         <w:jc w:val="both"/>
         <w:rPr>
           <w:rFonts w:ascii="Poppins" w:hAnsi="Poppins" w:cs="Poppins"/>
+          <w:b/>
+          <w:bCs/>
           <w:noProof/>
           <w:lang w:val="en-US"/>
         </w:rPr>
@@ -737,6 +2110,8 @@
       <w:r>
         <w:rPr>
           <w:rFonts w:ascii="Poppins" w:hAnsi="Poppins" w:cs="Poppins"/>
+          <w:b/>
+          <w:bCs/>
           <w:lang w:val="en-US"/>
         </w:rPr>
         <w:t xml:space="preserve">python -m pip install </w:t>
@@ -745,6 +2120,8 @@
       <w:r>
         <w:rPr>
           <w:rFonts w:ascii="Poppins" w:hAnsi="Poppins" w:cs="Poppins"/>
+          <w:b/>
+          <w:bCs/>
           <w:lang w:val="en-US"/>
         </w:rPr>
         <w:t>mysql</w:t>
@@ -753,6 +2130,8 @@
       <w:r>
         <w:rPr>
           <w:rFonts w:ascii="Poppins" w:hAnsi="Poppins" w:cs="Poppins"/>
+          <w:b/>
+          <w:bCs/>
           <w:lang w:val="en-US"/>
         </w:rPr>
         <w:t>-connector-python</w:t>
@@ -772,7 +2151,7 @@
           <w:noProof/>
         </w:rPr>
         <w:drawing>
-          <wp:inline distT="0" distB="0" distL="0" distR="0" wp14:anchorId="48DFBF69" wp14:editId="3D6257F1">
+          <wp:inline distT="0" distB="0" distL="0" distR="0" wp14:anchorId="40EAD8B1" wp14:editId="0C87E328">
             <wp:extent cx="5760720" cy="158115"/>
             <wp:effectExtent l="0" t="0" r="0" b="0"/>
             <wp:docPr id="739366663" name="Image 1"/>
@@ -787,7 +2166,7 @@
                     <pic:cNvPicPr/>
                   </pic:nvPicPr>
                   <pic:blipFill>
-                    <a:blip r:embed="rId12"/>
+                    <a:blip r:embed="rId21"/>
                     <a:stretch>
                       <a:fillRect/>
                     </a:stretch>
@@ -810,55 +2189,74 @@
     </w:p>
     <w:p>
       <w:pPr>
-        <w:pStyle w:val="Titre2"/>
         <w:jc w:val="both"/>
         <w:rPr>
           <w:rFonts w:ascii="Poppins" w:hAnsi="Poppins" w:cs="Poppins"/>
         </w:rPr>
       </w:pPr>
-      <w:bookmarkStart w:id="2" w:name="_Toc223257733"/>
-      <w:r>
-        <w:rPr>
-          <w:rFonts w:ascii="Poppins" w:hAnsi="Poppins" w:cs="Poppins"/>
-        </w:rPr>
-        <w:t>Lancer la recherche de célébrités</w:t>
-      </w:r>
-      <w:bookmarkEnd w:id="2"/>
+      <w:r>
+        <w:rPr>
+          <w:rFonts w:ascii="Poppins" w:hAnsi="Poppins" w:cs="Poppins"/>
+        </w:rPr>
+        <w:t>Puis lancer la commande :</w:t>
+      </w:r>
     </w:p>
     <w:p>
       <w:pPr>
         <w:jc w:val="both"/>
         <w:rPr>
           <w:rFonts w:ascii="Poppins" w:hAnsi="Poppins" w:cs="Poppins"/>
-        </w:rPr>
-      </w:pPr>
-    </w:p>
-    <w:p>
-      <w:pPr>
-        <w:jc w:val="both"/>
-        <w:rPr>
-          <w:rFonts w:ascii="Poppins" w:hAnsi="Poppins" w:cs="Poppins"/>
-        </w:rPr>
-      </w:pPr>
-      <w:proofErr w:type="spellStart"/>
+          <w:b/>
+          <w:bCs/>
+        </w:rPr>
+      </w:pPr>
       <w:proofErr w:type="gramStart"/>
       <w:r>
         <w:rPr>
           <w:rFonts w:ascii="Poppins" w:hAnsi="Poppins" w:cs="Poppins"/>
+          <w:b/>
+          <w:bCs/>
         </w:rPr>
         <w:t>py</w:t>
       </w:r>
-      <w:proofErr w:type="spellEnd"/>
-      <w:r>
-        <w:rPr>
-          <w:rFonts w:ascii="Poppins" w:hAnsi="Poppins" w:cs="Poppins"/>
-        </w:rPr>
-        <w:t xml:space="preserve"> .</w:t>
+      <w:r>
+        <w:rPr>
+          <w:rFonts w:ascii="Poppins" w:hAnsi="Poppins" w:cs="Poppins"/>
+          <w:b/>
+          <w:bCs/>
+        </w:rPr>
+        <w:t>thon</w:t>
+      </w:r>
+      <w:r>
+        <w:rPr>
+          <w:rFonts w:ascii="Poppins" w:hAnsi="Poppins" w:cs="Poppins"/>
+          <w:b/>
+          <w:bCs/>
+        </w:rPr>
+        <w:t xml:space="preserve"> </w:t>
+      </w:r>
+      <w:r>
+        <w:rPr>
+          <w:rFonts w:ascii="Poppins" w:hAnsi="Poppins" w:cs="Poppins"/>
+          <w:b/>
+          <w:bCs/>
+        </w:rPr>
+        <w:t xml:space="preserve"> </w:t>
+      </w:r>
+      <w:r>
+        <w:rPr>
+          <w:rFonts w:ascii="Poppins" w:hAnsi="Poppins" w:cs="Poppins"/>
+          <w:b/>
+          <w:bCs/>
+        </w:rPr>
+        <w:t>.</w:t>
       </w:r>
       <w:proofErr w:type="gramEnd"/>
       <w:r>
         <w:rPr>
           <w:rFonts w:ascii="Poppins" w:hAnsi="Poppins" w:cs="Poppins"/>
+          <w:b/>
+          <w:bCs/>
         </w:rPr>
         <w:t>\ScriptCelebrity.py</w:t>
       </w:r>
@@ -891,7 +2289,7 @@
                     <pic:cNvPicPr/>
                   </pic:nvPicPr>
                   <pic:blipFill>
-                    <a:blip r:embed="rId13"/>
+                    <a:blip r:embed="rId22"/>
                     <a:stretch>
                       <a:fillRect/>
                     </a:stretch>
@@ -911,6 +2309,94 @@
           </wp:inline>
         </w:drawing>
       </w:r>
+    </w:p>
+    <w:p>
+      <w:pPr>
+        <w:jc w:val="both"/>
+        <w:rPr>
+          <w:rFonts w:ascii="Poppins" w:hAnsi="Poppins" w:cs="Poppins"/>
+        </w:rPr>
+      </w:pPr>
+      <w:r>
+        <w:rPr>
+          <w:rFonts w:ascii="Poppins" w:hAnsi="Poppins" w:cs="Poppins"/>
+        </w:rPr>
+        <w:t>Laissez tranquillement le script s’exécuter, puis vous pourrez voir dans la base de données, ainsi que lorsque vous allez saisir le nom d’une célébrité</w:t>
+      </w:r>
+      <w:r>
+        <w:rPr>
+          <w:rFonts w:ascii="Poppins" w:hAnsi="Poppins" w:cs="Poppins"/>
+        </w:rPr>
+        <w:t xml:space="preserve"> pour une nouvelle annonce</w:t>
+      </w:r>
+      <w:r>
+        <w:rPr>
+          <w:rFonts w:ascii="Poppins" w:hAnsi="Poppins" w:cs="Poppins"/>
+        </w:rPr>
+        <w:t>, ces nouvelles célébrités</w:t>
+      </w:r>
+      <w:r>
+        <w:rPr>
+          <w:rFonts w:ascii="Poppins" w:hAnsi="Poppins" w:cs="Poppins"/>
+        </w:rPr>
+        <w:t>.</w:t>
+      </w:r>
+    </w:p>
+    <w:p>
+      <w:pPr>
+        <w:jc w:val="both"/>
+        <w:rPr>
+          <w:rFonts w:ascii="Poppins" w:hAnsi="Poppins" w:cs="Poppins"/>
+        </w:rPr>
+      </w:pPr>
+      <w:r>
+        <w:rPr>
+          <w:noProof/>
+        </w:rPr>
+        <w:drawing>
+          <wp:inline distT="0" distB="0" distL="0" distR="0" wp14:anchorId="641F7E07" wp14:editId="3EC2D343">
+            <wp:extent cx="5760720" cy="662305"/>
+            <wp:effectExtent l="0" t="0" r="0" b="4445"/>
+            <wp:docPr id="1235501004" name="Image 1"/>
+            <wp:cNvGraphicFramePr>
+              <a:graphicFrameLocks xmlns:a="http://schemas.openxmlformats.org/drawingml/2006/main" noChangeAspect="1"/>
+            </wp:cNvGraphicFramePr>
+            <a:graphic xmlns:a="http://schemas.openxmlformats.org/drawingml/2006/main">
+              <a:graphicData uri="http://schemas.openxmlformats.org/drawingml/2006/picture">
+                <pic:pic xmlns:pic="http://schemas.openxmlformats.org/drawingml/2006/picture">
+                  <pic:nvPicPr>
+                    <pic:cNvPr id="1235501004" name=""/>
+                    <pic:cNvPicPr/>
+                  </pic:nvPicPr>
+                  <pic:blipFill>
+                    <a:blip r:embed="rId23"/>
+                    <a:stretch>
+                      <a:fillRect/>
+                    </a:stretch>
+                  </pic:blipFill>
+                  <pic:spPr>
+                    <a:xfrm>
+                      <a:off x="0" y="0"/>
+                      <a:ext cx="5760720" cy="662305"/>
+                    </a:xfrm>
+                    <a:prstGeom prst="rect">
+                      <a:avLst/>
+                    </a:prstGeom>
+                  </pic:spPr>
+                </pic:pic>
+              </a:graphicData>
+            </a:graphic>
+          </wp:inline>
+        </w:drawing>
+      </w:r>
+    </w:p>
+    <w:p>
+      <w:pPr>
+        <w:jc w:val="both"/>
+        <w:rPr>
+          <w:rFonts w:ascii="Poppins" w:hAnsi="Poppins" w:cs="Poppins"/>
+        </w:rPr>
+      </w:pPr>
     </w:p>
     <w:tbl>
       <w:tblPr>
@@ -983,7 +2469,7 @@
         </w:trPr>
         <w:tc>
           <w:tcPr>
-            <w:tcW w:w="1049" w:type="dxa"/>
+            <w:tcW w:w="1048" w:type="dxa"/>
             <w:tcBorders>
               <w:top w:val="single" w:sz="6" w:space="0" w:color="auto"/>
               <w:left w:val="single" w:sz="6" w:space="0" w:color="auto"/>
@@ -1017,7 +2503,7 @@
         </w:tc>
         <w:tc>
           <w:tcPr>
-            <w:tcW w:w="1388" w:type="dxa"/>
+            <w:tcW w:w="1401" w:type="dxa"/>
             <w:tcBorders>
               <w:top w:val="single" w:sz="6" w:space="0" w:color="auto"/>
               <w:left w:val="single" w:sz="6" w:space="0" w:color="auto"/>
@@ -1051,7 +2537,7 @@
         </w:tc>
         <w:tc>
           <w:tcPr>
-            <w:tcW w:w="1569" w:type="dxa"/>
+            <w:tcW w:w="1567" w:type="dxa"/>
             <w:tcBorders>
               <w:top w:val="single" w:sz="6" w:space="0" w:color="auto"/>
               <w:left w:val="single" w:sz="6" w:space="0" w:color="auto"/>
@@ -1085,7 +2571,7 @@
         </w:tc>
         <w:tc>
           <w:tcPr>
-            <w:tcW w:w="1565" w:type="dxa"/>
+            <w:tcW w:w="1564" w:type="dxa"/>
             <w:tcBorders>
               <w:top w:val="single" w:sz="6" w:space="0" w:color="auto"/>
               <w:left w:val="single" w:sz="6" w:space="0" w:color="auto"/>
@@ -1119,7 +2605,7 @@
         </w:tc>
         <w:tc>
           <w:tcPr>
-            <w:tcW w:w="3485" w:type="dxa"/>
+            <w:tcW w:w="3476" w:type="dxa"/>
             <w:tcBorders>
               <w:top w:val="single" w:sz="6" w:space="0" w:color="auto"/>
               <w:left w:val="single" w:sz="6" w:space="0" w:color="auto"/>
@@ -1158,7 +2644,7 @@
         </w:trPr>
         <w:tc>
           <w:tcPr>
-            <w:tcW w:w="1049" w:type="dxa"/>
+            <w:tcW w:w="1048" w:type="dxa"/>
             <w:tcBorders>
               <w:top w:val="single" w:sz="6" w:space="0" w:color="auto"/>
               <w:left w:val="single" w:sz="6" w:space="0" w:color="auto"/>
@@ -1184,7 +2670,7 @@
         </w:tc>
         <w:tc>
           <w:tcPr>
-            <w:tcW w:w="1388" w:type="dxa"/>
+            <w:tcW w:w="1401" w:type="dxa"/>
             <w:tcBorders>
               <w:top w:val="single" w:sz="6" w:space="0" w:color="auto"/>
               <w:left w:val="single" w:sz="6" w:space="0" w:color="auto"/>
@@ -1222,7 +2708,7 @@
         </w:tc>
         <w:tc>
           <w:tcPr>
-            <w:tcW w:w="1569" w:type="dxa"/>
+            <w:tcW w:w="1567" w:type="dxa"/>
             <w:tcBorders>
               <w:top w:val="single" w:sz="6" w:space="0" w:color="auto"/>
               <w:left w:val="single" w:sz="6" w:space="0" w:color="auto"/>
@@ -1248,7 +2734,7 @@
         </w:tc>
         <w:tc>
           <w:tcPr>
-            <w:tcW w:w="1565" w:type="dxa"/>
+            <w:tcW w:w="1564" w:type="dxa"/>
             <w:tcBorders>
               <w:top w:val="single" w:sz="6" w:space="0" w:color="auto"/>
               <w:left w:val="single" w:sz="6" w:space="0" w:color="auto"/>
@@ -1274,7 +2760,7 @@
         </w:tc>
         <w:tc>
           <w:tcPr>
-            <w:tcW w:w="3485" w:type="dxa"/>
+            <w:tcW w:w="3476" w:type="dxa"/>
             <w:tcBorders>
               <w:top w:val="single" w:sz="6" w:space="0" w:color="auto"/>
               <w:left w:val="single" w:sz="6" w:space="0" w:color="auto"/>
@@ -1299,6 +2785,166 @@
           </w:p>
         </w:tc>
       </w:tr>
+      <w:tr>
+        <w:trPr>
+          <w:trHeight w:val="300"/>
+        </w:trPr>
+        <w:tc>
+          <w:tcPr>
+            <w:tcW w:w="1048" w:type="dxa"/>
+            <w:tcBorders>
+              <w:top w:val="single" w:sz="6" w:space="0" w:color="auto"/>
+              <w:left w:val="single" w:sz="6" w:space="0" w:color="auto"/>
+              <w:bottom w:val="single" w:sz="6" w:space="0" w:color="auto"/>
+              <w:right w:val="single" w:sz="6" w:space="0" w:color="auto"/>
+            </w:tcBorders>
+          </w:tcPr>
+          <w:p>
+            <w:pPr>
+              <w:jc w:val="both"/>
+              <w:rPr>
+                <w:rFonts w:ascii="Poppins" w:hAnsi="Poppins" w:cs="Poppins"/>
+              </w:rPr>
+            </w:pPr>
+            <w:r>
+              <w:rPr>
+                <w:rFonts w:ascii="Poppins" w:hAnsi="Poppins" w:cs="Poppins"/>
+              </w:rPr>
+              <w:t>V</w:t>
+            </w:r>
+            <w:r>
+              <w:rPr>
+                <w:rFonts w:ascii="Poppins" w:hAnsi="Poppins" w:cs="Poppins"/>
+              </w:rPr>
+              <w:t>2</w:t>
+            </w:r>
+          </w:p>
+        </w:tc>
+        <w:tc>
+          <w:tcPr>
+            <w:tcW w:w="1401" w:type="dxa"/>
+            <w:tcBorders>
+              <w:top w:val="single" w:sz="6" w:space="0" w:color="auto"/>
+              <w:left w:val="single" w:sz="6" w:space="0" w:color="auto"/>
+              <w:bottom w:val="single" w:sz="6" w:space="0" w:color="auto"/>
+              <w:right w:val="single" w:sz="6" w:space="0" w:color="auto"/>
+            </w:tcBorders>
+          </w:tcPr>
+          <w:p>
+            <w:pPr>
+              <w:jc w:val="both"/>
+              <w:rPr>
+                <w:rFonts w:ascii="Poppins" w:hAnsi="Poppins" w:cs="Poppins"/>
+              </w:rPr>
+            </w:pPr>
+            <w:r>
+              <w:rPr>
+                <w:rFonts w:ascii="Poppins" w:hAnsi="Poppins" w:cs="Poppins"/>
+              </w:rPr>
+              <w:t>3</w:t>
+            </w:r>
+            <w:r>
+              <w:rPr>
+                <w:rFonts w:ascii="Poppins" w:hAnsi="Poppins" w:cs="Poppins"/>
+              </w:rPr>
+              <w:t>/0</w:t>
+            </w:r>
+            <w:r>
+              <w:rPr>
+                <w:rFonts w:ascii="Poppins" w:hAnsi="Poppins" w:cs="Poppins"/>
+              </w:rPr>
+              <w:t>3</w:t>
+            </w:r>
+            <w:r>
+              <w:rPr>
+                <w:rFonts w:ascii="Poppins" w:hAnsi="Poppins" w:cs="Poppins"/>
+              </w:rPr>
+              <w:t>/2026</w:t>
+            </w:r>
+          </w:p>
+        </w:tc>
+        <w:tc>
+          <w:tcPr>
+            <w:tcW w:w="1567" w:type="dxa"/>
+            <w:tcBorders>
+              <w:top w:val="single" w:sz="6" w:space="0" w:color="auto"/>
+              <w:left w:val="single" w:sz="6" w:space="0" w:color="auto"/>
+              <w:bottom w:val="single" w:sz="6" w:space="0" w:color="auto"/>
+              <w:right w:val="single" w:sz="6" w:space="0" w:color="auto"/>
+            </w:tcBorders>
+          </w:tcPr>
+          <w:p>
+            <w:pPr>
+              <w:jc w:val="both"/>
+              <w:rPr>
+                <w:rFonts w:ascii="Poppins" w:hAnsi="Poppins" w:cs="Poppins"/>
+              </w:rPr>
+            </w:pPr>
+            <w:r>
+              <w:rPr>
+                <w:rFonts w:ascii="Poppins" w:hAnsi="Poppins" w:cs="Poppins"/>
+              </w:rPr>
+              <w:t>GARNIER J. </w:t>
+            </w:r>
+          </w:p>
+        </w:tc>
+        <w:tc>
+          <w:tcPr>
+            <w:tcW w:w="1564" w:type="dxa"/>
+            <w:tcBorders>
+              <w:top w:val="single" w:sz="6" w:space="0" w:color="auto"/>
+              <w:left w:val="single" w:sz="6" w:space="0" w:color="auto"/>
+              <w:bottom w:val="single" w:sz="6" w:space="0" w:color="auto"/>
+              <w:right w:val="single" w:sz="6" w:space="0" w:color="auto"/>
+            </w:tcBorders>
+          </w:tcPr>
+          <w:p>
+            <w:pPr>
+              <w:jc w:val="both"/>
+              <w:rPr>
+                <w:rFonts w:ascii="Poppins" w:hAnsi="Poppins" w:cs="Poppins"/>
+              </w:rPr>
+            </w:pPr>
+            <w:r>
+              <w:rPr>
+                <w:rFonts w:ascii="Poppins" w:hAnsi="Poppins" w:cs="Poppins"/>
+              </w:rPr>
+              <w:t> </w:t>
+            </w:r>
+          </w:p>
+        </w:tc>
+        <w:tc>
+          <w:tcPr>
+            <w:tcW w:w="3476" w:type="dxa"/>
+            <w:tcBorders>
+              <w:top w:val="single" w:sz="6" w:space="0" w:color="auto"/>
+              <w:left w:val="single" w:sz="6" w:space="0" w:color="auto"/>
+              <w:bottom w:val="single" w:sz="6" w:space="0" w:color="auto"/>
+              <w:right w:val="single" w:sz="6" w:space="0" w:color="auto"/>
+            </w:tcBorders>
+          </w:tcPr>
+          <w:p>
+            <w:pPr>
+              <w:jc w:val="both"/>
+              <w:rPr>
+                <w:rFonts w:ascii="Poppins" w:hAnsi="Poppins" w:cs="Poppins"/>
+              </w:rPr>
+            </w:pPr>
+            <w:r>
+              <w:rPr>
+                <w:rFonts w:ascii="Poppins" w:hAnsi="Poppins" w:cs="Poppins"/>
+              </w:rPr>
+              <w:t>Ajout de quelques détails</w:t>
+            </w:r>
+            <w:r>
+              <w:rPr>
+                <w:rFonts w:ascii="Poppins" w:hAnsi="Poppins" w:cs="Poppins"/>
+              </w:rPr>
+              <w:t> </w:t>
+            </w:r>
+          </w:p>
+        </w:tc>
+      </w:tr>
     </w:tbl>
     <w:p>
       <w:pPr>
@@ -1309,7 +2955,7 @@
       </w:pPr>
     </w:p>
     <w:sectPr>
-      <w:footerReference w:type="default" r:id="rId14"/>
+      <w:footerReference w:type="default" r:id="rId24"/>
       <w:pgSz w:w="11906" w:h="16838"/>
       <w:pgMar w:top="1417" w:right="1417" w:bottom="1417" w:left="1417" w:header="708" w:footer="708" w:gutter="0"/>
       <w:cols w:space="708"/>
@@ -1481,6 +3127,127 @@
     </w:p>
   </w:footnote>
 </w:footnotes>
+</file>
+
+<file path=word/numbering.xml><?xml version="1.0" encoding="utf-8"?>
+<w:numbering xmlns:wpc="http://schemas.microsoft.com/office/word/2010/wordprocessingCanvas" xmlns:cx="http://schemas.microsoft.com/office/drawing/2014/chartex" xmlns:cx1="http://schemas.microsoft.com/office/drawing/2015/9/8/chartex" xmlns:cx2="http://schemas.microsoft.com/office/drawing/2015/10/21/chartex" xmlns:cx3="http://schemas.microsoft.com/office/drawing/2016/5/9/chartex" xmlns:cx4="http://schemas.microsoft.com/office/drawing/2016/5/10/chartex" xmlns:cx5="http://schemas.microsoft.com/office/drawing/2016/5/11/chartex" xmlns:cx6="http://schemas.microsoft.com/office/drawing/2016/5/12/chartex" xmlns:cx7="http://schemas.microsoft.com/office/drawing/2016/5/13/chartex" xmlns:cx8="http://schemas.microsoft.com/office/drawing/2016/5/14/chartex" xmlns:mc="http://schemas.openxmlformats.org/markup-compatibility/2006" xmlns:aink="http://schemas.microsoft.com/office/drawing/2016/ink" xmlns:am3d="http://schemas.microsoft.com/office/drawing/2017/model3d" xmlns:o="urn:schemas-microsoft-com:office:office" xmlns:oel="http://schemas.microsoft.com/office/2019/extlst" xmlns:r="http://schemas.openxmlformats.org/officeDocument/2006/relationships" xmlns:m="http://schemas.openxmlformats.org/officeDocument/2006/math" xmlns:v="urn:schemas-microsoft-com:vml" xmlns:wp14="http://schemas.microsoft.com/office/word/2010/wordprocessingDrawing" xmlns:wp="http://schemas.openxmlformats.org/drawingml/2006/wordprocessingDrawing" xmlns:w10="urn:schemas-microsoft-com:office:word" xmlns:w="http://schemas.openxmlformats.org/wordprocessingml/2006/main" xmlns:w14="http://schemas.microsoft.com/office/word/2010/wordml" xmlns:w15="http://schemas.microsoft.com/office/word/2012/wordml" xmlns:w16cex="http://schemas.microsoft.com/office/word/2018/wordml/cex" xmlns:w16cid="http://schemas.microsoft.com/office/word/2016/wordml/cid" xmlns:w16="http://schemas.microsoft.com/office/word/2018/wordml" xmlns:w16du="http://schemas.microsoft.com/office/word/2023/wordml/word16du" xmlns:w16sdtdh="http://schemas.microsoft.com/office/word/2020/wordml/sdtdatahash" xmlns:w16sdtfl="http://schemas.microsoft.com/office/word/2024/wordml/sdtformatlock" xmlns:w16se="http://schemas.microsoft.com/office/word/2015/wordml/symex" xmlns:wpg="http://schemas.microsoft.com/office/word/2010/wordprocessingGroup" xmlns:wpi="http://schemas.microsoft.com/office/word/2010/wordprocessingInk" xmlns:wne="http://schemas.microsoft.com/office/word/2006/wordml" xmlns:wps="http://schemas.microsoft.com/office/word/2010/wordprocessingShape" mc:Ignorable="w14 w15 w16se w16cid w16 w16cex w16sdtdh w16sdtfl w16du wp14">
+  <w:abstractNum w:abstractNumId="0" w15:restartNumberingAfterBreak="0">
+    <w:nsid w:val="16ED3F63"/>
+    <w:multiLevelType w:val="hybridMultilevel"/>
+    <w:tmpl w:val="1A488AB6"/>
+    <w:lvl w:ilvl="0" w:tplc="040C0001">
+      <w:start w:val="1"/>
+      <w:numFmt w:val="bullet"/>
+      <w:lvlText w:val=""/>
+      <w:lvlJc w:val="left"/>
+      <w:pPr>
+        <w:ind w:left="720" w:hanging="360"/>
+      </w:pPr>
+      <w:rPr>
+        <w:rFonts w:ascii="Symbol" w:hAnsi="Symbol" w:hint="default"/>
+      </w:rPr>
+    </w:lvl>
+    <w:lvl w:ilvl="1" w:tplc="040C0003" w:tentative="1">
+      <w:start w:val="1"/>
+      <w:numFmt w:val="bullet"/>
+      <w:lvlText w:val="o"/>
+      <w:lvlJc w:val="left"/>
+      <w:pPr>
+        <w:ind w:left="1440" w:hanging="360"/>
+      </w:pPr>
+      <w:rPr>
+        <w:rFonts w:ascii="Courier New" w:hAnsi="Courier New" w:cs="Courier New" w:hint="default"/>
+      </w:rPr>
+    </w:lvl>
+    <w:lvl w:ilvl="2" w:tplc="040C0005" w:tentative="1">
+      <w:start w:val="1"/>
+      <w:numFmt w:val="bullet"/>
+      <w:lvlText w:val=""/>
+      <w:lvlJc w:val="left"/>
+      <w:pPr>
+        <w:ind w:left="2160" w:hanging="360"/>
+      </w:pPr>
+      <w:rPr>
+        <w:rFonts w:ascii="Wingdings" w:hAnsi="Wingdings" w:hint="default"/>
+      </w:rPr>
+    </w:lvl>
+    <w:lvl w:ilvl="3" w:tplc="040C0001" w:tentative="1">
+      <w:start w:val="1"/>
+      <w:numFmt w:val="bullet"/>
+      <w:lvlText w:val=""/>
+      <w:lvlJc w:val="left"/>
+      <w:pPr>
+        <w:ind w:left="2880" w:hanging="360"/>
+      </w:pPr>
+      <w:rPr>
+        <w:rFonts w:ascii="Symbol" w:hAnsi="Symbol" w:hint="default"/>
+      </w:rPr>
+    </w:lvl>
+    <w:lvl w:ilvl="4" w:tplc="040C0003" w:tentative="1">
+      <w:start w:val="1"/>
+      <w:numFmt w:val="bullet"/>
+      <w:lvlText w:val="o"/>
+      <w:lvlJc w:val="left"/>
+      <w:pPr>
+        <w:ind w:left="3600" w:hanging="360"/>
+      </w:pPr>
+      <w:rPr>
+        <w:rFonts w:ascii="Courier New" w:hAnsi="Courier New" w:cs="Courier New" w:hint="default"/>
+      </w:rPr>
+    </w:lvl>
+    <w:lvl w:ilvl="5" w:tplc="040C0005" w:tentative="1">
+      <w:start w:val="1"/>
+      <w:numFmt w:val="bullet"/>
+      <w:lvlText w:val=""/>
+      <w:lvlJc w:val="left"/>
+      <w:pPr>
+        <w:ind w:left="4320" w:hanging="360"/>
+      </w:pPr>
+      <w:rPr>
+        <w:rFonts w:ascii="Wingdings" w:hAnsi="Wingdings" w:hint="default"/>
+      </w:rPr>
+    </w:lvl>
+    <w:lvl w:ilvl="6" w:tplc="040C0001" w:tentative="1">
+      <w:start w:val="1"/>
+      <w:numFmt w:val="bullet"/>
+      <w:lvlText w:val=""/>
+      <w:lvlJc w:val="left"/>
+      <w:pPr>
+        <w:ind w:left="5040" w:hanging="360"/>
+      </w:pPr>
+      <w:rPr>
+        <w:rFonts w:ascii="Symbol" w:hAnsi="Symbol" w:hint="default"/>
+      </w:rPr>
+    </w:lvl>
+    <w:lvl w:ilvl="7" w:tplc="040C0003" w:tentative="1">
+      <w:start w:val="1"/>
+      <w:numFmt w:val="bullet"/>
+      <w:lvlText w:val="o"/>
+      <w:lvlJc w:val="left"/>
+      <w:pPr>
+        <w:ind w:left="5760" w:hanging="360"/>
+      </w:pPr>
+      <w:rPr>
+        <w:rFonts w:ascii="Courier New" w:hAnsi="Courier New" w:cs="Courier New" w:hint="default"/>
+      </w:rPr>
+    </w:lvl>
+    <w:lvl w:ilvl="8" w:tplc="040C0005" w:tentative="1">
+      <w:start w:val="1"/>
+      <w:numFmt w:val="bullet"/>
+      <w:lvlText w:val=""/>
+      <w:lvlJc w:val="left"/>
+      <w:pPr>
+        <w:ind w:left="6480" w:hanging="360"/>
+      </w:pPr>
+      <w:rPr>
+        <w:rFonts w:ascii="Wingdings" w:hAnsi="Wingdings" w:hint="default"/>
+      </w:rPr>
+    </w:lvl>
+  </w:abstractNum>
+  <w:num w:numId="1" w16cid:durableId="1893687222">
+    <w:abstractNumId w:val="0"/>
+  </w:num>
+</w:numbering>
 </file>
 
 <file path=word/styles.xml><?xml version="1.0" encoding="utf-8"?>
@@ -2509,6 +4276,18 @@
       <w:color w:val="112250"/>
     </w:rPr>
   </w:style>
+  <w:style w:type="character" w:styleId="Lienhypertextesuivivisit">
+    <w:name w:val="FollowedHyperlink"/>
+    <w:basedOn w:val="Policepardfaut"/>
+    <w:uiPriority w:val="99"/>
+    <w:semiHidden/>
+    <w:unhideWhenUsed/>
+    <w:rsid w:val="006F5D83"/>
+    <w:rPr>
+      <w:color w:val="96607D" w:themeColor="followedHyperlink"/>
+      <w:u w:val="single"/>
+    </w:rPr>
+  </w:style>
 </w:styles>
 </file>
 
